--- a/rus/docx/005.content.docx
+++ b/rus/docx/005.content.docx
@@ -150,26 +150,6 @@
           <w:lang w:val="ru_RU" w:bidi="ru_RU"/>
         </w:rPr>
         <w:t>Д</w:t>
-      </w:r>
-      <w:r>
-        <w:rPr>
-          <w:lang w:val="ru_RU" w:bidi="ru_RU"/>
-        </w:rPr>
-      </w:r>
-    </w:p>
-    <w:p>
-      <w:pPr/>
-      <w:r>
-        <w:rPr>
-          <w:lang w:val="ru_RU" w:bidi="ru_RU"/>
-        </w:rPr>
-      </w:r>
-      <w:r>
-        <w:rPr>
-          <w:i/>
-          <w:lang w:val="ru_RU" w:bidi="ru_RU"/>
-        </w:rPr>
-        <w:t>Деяния апостолов, Книга, Доброта, Благоволение</w:t>
       </w:r>
       <w:r>
         <w:rPr>

--- a/rus/docx/005.content.docx
+++ b/rus/docx/005.content.docx
@@ -19,7 +19,7 @@
         <w:rPr>
           <w:lang w:val="ru_RU" w:bidi="ru_RU"/>
         </w:rPr>
-        <w:t>Resource: Библейский словарь (Тиндейл)</w:t>
+        <w:t>Resource: Tyndale Open Bible Dictionary</w:t>
       </w:r>
       <w:r>
         <w:rPr>
@@ -112,7 +112,7 @@
         <w:rPr>
           <w:lang w:val="ru_RU" w:bidi="ru_RU"/>
         </w:rPr>
-        <w:t>Библейский словарь (Тиндейл)</w:t>
+        <w:t>Tyndale Open Bible Dictionary</w:t>
       </w:r>
     </w:p>
     <w:p>

--- a/rus/docx/005.content.docx
+++ b/rus/docx/005.content.docx
@@ -19,7 +19,7 @@
         <w:rPr>
           <w:lang w:val="ru_RU" w:bidi="ru_RU"/>
         </w:rPr>
-        <w:t>Resource: Tyndale Open Bible Dictionary</w:t>
+        <w:t>Resource: Aquifer Open Bible Dictionary</w:t>
       </w:r>
       <w:r>
         <w:rPr>
@@ -112,7 +112,7 @@
         <w:rPr>
           <w:lang w:val="ru_RU" w:bidi="ru_RU"/>
         </w:rPr>
-        <w:t>Tyndale Open Bible Dictionary</w:t>
+        <w:t>Aquifer Open Bible Dictionary</w:t>
       </w:r>
     </w:p>
     <w:p>

--- a/rus/docx/005.content.docx
+++ b/rus/docx/005.content.docx
@@ -342,72 +342,48 @@
         </w:rPr>
         <w:t xml:space="preserve">Согласно раннехристианской традиции II-го века, Книга Деяния (как и третье Евангелие) была написана спутником и соработником апостола Павла. Этот спутник, «Лука, возлюбленный врач», упомянут в </w:t>
       </w:r>
-      <w:hyperlink r:id="rId13">
-        <w:r>
-          <w:rPr>
-            <w:lang w:val="ru_RU" w:bidi="ru_RU"/>
-          </w:rPr>
-          <w:rPr>
-            <w:color w:val="0000EE"/>
-            <w:u w:val="single"/>
-          </w:rPr>
-          <w:t>Послании к Колоссянам 4:14</w:t>
-        </w:r>
-      </w:hyperlink>
+      <w:r>
+        <w:rPr>
+          <w:lang w:val="ru_RU" w:bidi="ru_RU"/>
+        </w:rPr>
+        <w:t>Послании к Колоссянам 4:14</w:t>
+      </w:r>
       <w:r>
         <w:rPr>
           <w:lang w:val="ru_RU" w:bidi="ru_RU"/>
         </w:rPr>
         <w:t xml:space="preserve"> в ряду других сотрудников Павла (</w:t>
       </w:r>
-      <w:hyperlink r:id="rId14">
-        <w:r>
-          <w:rPr>
-            <w:lang w:val="ru_RU" w:bidi="ru_RU"/>
-          </w:rPr>
-          <w:rPr>
-            <w:color w:val="0000EE"/>
-            <w:u w:val="single"/>
-          </w:rPr>
-          <w:t>Кол.4:10–17</w:t>
-        </w:r>
-      </w:hyperlink>
+      <w:r>
+        <w:rPr>
+          <w:lang w:val="ru_RU" w:bidi="ru_RU"/>
+        </w:rPr>
+        <w:t>Кол.4:10–17</w:t>
+      </w:r>
       <w:r>
         <w:rPr>
           <w:lang w:val="ru_RU" w:bidi="ru_RU"/>
         </w:rPr>
         <w:t xml:space="preserve">; см. также </w:t>
       </w:r>
-      <w:hyperlink r:id="rId15">
-        <w:r>
-          <w:rPr>
-            <w:lang w:val="ru_RU" w:bidi="ru_RU"/>
-          </w:rPr>
-          <w:rPr>
-            <w:color w:val="0000EE"/>
-            <w:u w:val="single"/>
-          </w:rPr>
-          <w:t>2Тим.4:11</w:t>
-        </w:r>
-      </w:hyperlink>
+      <w:r>
+        <w:rPr>
+          <w:lang w:val="ru_RU" w:bidi="ru_RU"/>
+        </w:rPr>
+        <w:t>2Тим.4:11</w:t>
+      </w:r>
       <w:r>
         <w:rPr>
           <w:lang w:val="ru_RU" w:bidi="ru_RU"/>
         </w:rPr>
         <w:t xml:space="preserve">; </w:t>
       </w:r>
-      <w:hyperlink r:id="rId16">
-        <w:r>
-          <w:rPr>
-            <w:lang w:val="ru_RU" w:bidi="ru_RU"/>
-          </w:rPr>
-          <w:rPr>
-            <w:color w:val="0000EE"/>
-            <w:u w:val="single"/>
-          </w:rPr>
-          <w:t>Флм.1:24</w:t>
-        </w:r>
-      </w:hyperlink>
+      <w:r>
+        <w:rPr>
+          <w:lang w:val="ru_RU" w:bidi="ru_RU"/>
+        </w:rPr>
+        <w:t>Флм.1:24</w:t>
+      </w:r>
       <w:r>
         <w:rPr>
           <w:lang w:val="ru_RU" w:bidi="ru_RU"/>
@@ -442,18 +418,12 @@
         </w:rPr>
         <w:t>1. «И было ночью видение Павлу: предстал некий муж, Македонянин, прося его и говоря: приди в Македонию и помоги нам. После сего видения тотчас мы положили отправиться в Македонию, заключая, что призывал нас Господь благовествовать там» (</w:t>
       </w:r>
-      <w:hyperlink r:id="rId17">
-        <w:r>
-          <w:rPr>
-            <w:lang w:val="ru_RU" w:bidi="ru_RU"/>
-          </w:rPr>
-          <w:rPr>
-            <w:color w:val="0000EE"/>
-            <w:u w:val="single"/>
-          </w:rPr>
-          <w:t>16:9–10</w:t>
-        </w:r>
-      </w:hyperlink>
+      <w:r>
+        <w:rPr>
+          <w:lang w:val="ru_RU" w:bidi="ru_RU"/>
+        </w:rPr>
+        <w:t>16:9–10</w:t>
+      </w:r>
       <w:r>
         <w:rPr>
           <w:lang w:val="ru_RU" w:bidi="ru_RU"/>
@@ -474,18 +444,12 @@
         </w:rPr>
         <w:t>2. «Они, пойдя вперёд, ожидали нас в Троаде. А мы... отплыли из Филипп и дней в пять прибыли к ним в Троаду, где пробыли семь дней» (</w:t>
       </w:r>
-      <w:hyperlink r:id="rId18">
-        <w:r>
-          <w:rPr>
-            <w:lang w:val="ru_RU" w:bidi="ru_RU"/>
-          </w:rPr>
-          <w:rPr>
-            <w:color w:val="0000EE"/>
-            <w:u w:val="single"/>
-          </w:rPr>
-          <w:t>20:5–6</w:t>
-        </w:r>
-      </w:hyperlink>
+      <w:r>
+        <w:rPr>
+          <w:lang w:val="ru_RU" w:bidi="ru_RU"/>
+        </w:rPr>
+        <w:t>20:5–6</w:t>
+      </w:r>
       <w:r>
         <w:rPr>
           <w:lang w:val="ru_RU" w:bidi="ru_RU"/>
@@ -506,18 +470,12 @@
         </w:rPr>
         <w:t>3. «Когда решено было плыть нам в Италию» (</w:t>
       </w:r>
-      <w:hyperlink r:id="rId19">
-        <w:r>
-          <w:rPr>
-            <w:lang w:val="ru_RU" w:bidi="ru_RU"/>
-          </w:rPr>
-          <w:rPr>
-            <w:color w:val="0000EE"/>
-            <w:u w:val="single"/>
-          </w:rPr>
-          <w:t>27:1</w:t>
-        </w:r>
-      </w:hyperlink>
+      <w:r>
+        <w:rPr>
+          <w:lang w:val="ru_RU" w:bidi="ru_RU"/>
+        </w:rPr>
+        <w:t>27:1</w:t>
+      </w:r>
       <w:r>
         <w:rPr>
           <w:lang w:val="ru_RU" w:bidi="ru_RU"/>
@@ -538,54 +496,36 @@
         </w:rPr>
         <w:t>Эти так называемые «мы»-фрагменты (</w:t>
       </w:r>
-      <w:hyperlink r:id="rId20">
-        <w:r>
-          <w:rPr>
-            <w:lang w:val="ru_RU" w:bidi="ru_RU"/>
-          </w:rPr>
-          <w:rPr>
-            <w:color w:val="0000EE"/>
-            <w:u w:val="single"/>
-          </w:rPr>
-          <w:t>16:9–18</w:t>
-        </w:r>
-      </w:hyperlink>
+      <w:r>
+        <w:rPr>
+          <w:lang w:val="ru_RU" w:bidi="ru_RU"/>
+        </w:rPr>
+        <w:t>16:9–18</w:t>
+      </w:r>
       <w:r>
         <w:rPr>
           <w:lang w:val="ru_RU" w:bidi="ru_RU"/>
         </w:rPr>
         <w:t xml:space="preserve">; </w:t>
       </w:r>
-      <w:hyperlink r:id="rId21">
-        <w:r>
-          <w:rPr>
-            <w:lang w:val="ru_RU" w:bidi="ru_RU"/>
-          </w:rPr>
-          <w:rPr>
-            <w:color w:val="0000EE"/>
-            <w:u w:val="single"/>
-          </w:rPr>
-          <w:t>20:5–21:18</w:t>
-        </w:r>
-      </w:hyperlink>
+      <w:r>
+        <w:rPr>
+          <w:lang w:val="ru_RU" w:bidi="ru_RU"/>
+        </w:rPr>
+        <w:t>20:5–21:18</w:t>
+      </w:r>
       <w:r>
         <w:rPr>
           <w:lang w:val="ru_RU" w:bidi="ru_RU"/>
         </w:rPr>
         <w:t xml:space="preserve">; </w:t>
       </w:r>
-      <w:hyperlink r:id="rId22">
-        <w:r>
-          <w:rPr>
-            <w:lang w:val="ru_RU" w:bidi="ru_RU"/>
-          </w:rPr>
-          <w:rPr>
-            <w:color w:val="0000EE"/>
-            <w:u w:val="single"/>
-          </w:rPr>
-          <w:t>27:1–28:16</w:t>
-        </w:r>
-      </w:hyperlink>
+      <w:r>
+        <w:rPr>
+          <w:lang w:val="ru_RU" w:bidi="ru_RU"/>
+        </w:rPr>
+        <w:t>27:1–28:16</w:t>
+      </w:r>
       <w:r>
         <w:rPr>
           <w:lang w:val="ru_RU" w:bidi="ru_RU"/>
@@ -643,72 +583,48 @@
         </w:rPr>
         <w:t>Вопрос о дате и месте написания Книги Деяния продолжает оставаться дискуссионным. В самой книге не содержится никаких указаний. Однако по поводу адресата книги Лука не оставил никаких сомнений: в первых стихах он обращается к некоему Феофилу, для которого он уже написал более раннюю книгу о жизни Иисуса. Нет сомнений в том, что речь идёт о книге, которую мы знаем как Евангелие от Луки. В предисловии к этому Евангелию (</w:t>
       </w:r>
-      <w:hyperlink r:id="rId23">
-        <w:r>
-          <w:rPr>
-            <w:lang w:val="ru_RU" w:bidi="ru_RU"/>
-          </w:rPr>
-          <w:rPr>
-            <w:color w:val="0000EE"/>
-            <w:u w:val="single"/>
-          </w:rPr>
-          <w:t>Лк.1:1–4</w:t>
-        </w:r>
-      </w:hyperlink>
+      <w:r>
+        <w:rPr>
+          <w:lang w:val="ru_RU" w:bidi="ru_RU"/>
+        </w:rPr>
+        <w:t>Лк.1:1–4</w:t>
+      </w:r>
       <w:r>
         <w:rPr>
           <w:lang w:val="ru_RU" w:bidi="ru_RU"/>
         </w:rPr>
         <w:t xml:space="preserve">), Лука ясно изложил цель написания и адресовал свой рассказ «достопочтенному Феофилу». Кем был этот человек, неизвестно. Некоторые толкователи считают, что именем Феофил (что буквально означает «любящий Бога» или «дорогой Богу») Лука называет всех читателей-христиан, а не какого-то конкретного человека. Однако обращение «достопочтенный» противоречит такому предположению. Такое обращение обычно употреблялось по отношению к высокопоставленным чиновникам в римской социо-политической системе (см. использование титула с именами Феликс </w:t>
       </w:r>
-      <w:hyperlink r:id="rId24">
-        <w:r>
-          <w:rPr>
-            <w:lang w:val="ru_RU" w:bidi="ru_RU"/>
-          </w:rPr>
-          <w:rPr>
-            <w:color w:val="0000EE"/>
-            <w:u w:val="single"/>
-          </w:rPr>
-          <w:t>Деян.23:26</w:t>
-        </w:r>
-      </w:hyperlink>
+      <w:r>
+        <w:rPr>
+          <w:lang w:val="ru_RU" w:bidi="ru_RU"/>
+        </w:rPr>
+        <w:t>Деян.23:26</w:t>
+      </w:r>
       <w:r>
         <w:rPr>
           <w:lang w:val="ru_RU" w:bidi="ru_RU"/>
         </w:rPr>
         <w:t xml:space="preserve">; </w:t>
       </w:r>
-      <w:hyperlink r:id="rId25">
-        <w:r>
-          <w:rPr>
-            <w:lang w:val="ru_RU" w:bidi="ru_RU"/>
-          </w:rPr>
-          <w:rPr>
-            <w:color w:val="0000EE"/>
-            <w:u w:val="single"/>
-          </w:rPr>
-          <w:t>24:2</w:t>
-        </w:r>
-      </w:hyperlink>
+      <w:r>
+        <w:rPr>
+          <w:lang w:val="ru_RU" w:bidi="ru_RU"/>
+        </w:rPr>
+        <w:t>24:2</w:t>
+      </w:r>
       <w:r>
         <w:rPr>
           <w:lang w:val="ru_RU" w:bidi="ru_RU"/>
         </w:rPr>
         <w:t xml:space="preserve"> и Фест </w:t>
       </w:r>
-      <w:hyperlink r:id="rId26">
-        <w:r>
-          <w:rPr>
-            <w:lang w:val="ru_RU" w:bidi="ru_RU"/>
-          </w:rPr>
-          <w:rPr>
-            <w:color w:val="0000EE"/>
-            <w:u w:val="single"/>
-          </w:rPr>
-          <w:t>26:25</w:t>
-        </w:r>
-      </w:hyperlink>
+      <w:r>
+        <w:rPr>
+          <w:lang w:val="ru_RU" w:bidi="ru_RU"/>
+        </w:rPr>
+        <w:t>26:25</w:t>
+      </w:r>
       <w:r>
         <w:rPr>
           <w:lang w:val="ru_RU" w:bidi="ru_RU"/>
@@ -743,126 +659,84 @@
         </w:rPr>
         <w:t>Другие исследователи датируют Книгу Деяния около 70-го г. или вскоре после него. Иудейское восстание 66–70-х гг., закончившееся разрушением Иерусалима, принесло иудейской религии, до тех пор легальной, дурную славу. Христианское движение, считавшееся иудейской сектой, стало вызывать подозрения. Христиан всё чаще стали обвинять во враждебности к Риму. Изучение Книги Деяния показывает, что одной из целей Луки (см. ниже) было защитить христиан от обвинений во враждебности государству. Лука показывает, что римские чиновники неоднократно свидетельствовали о полной невиновности христиан и, прежде всего, Павла (</w:t>
       </w:r>
-      <w:hyperlink r:id="rId27">
-        <w:r>
-          <w:rPr>
-            <w:lang w:val="ru_RU" w:bidi="ru_RU"/>
-          </w:rPr>
-          <w:rPr>
-            <w:color w:val="0000EE"/>
-            <w:u w:val="single"/>
-          </w:rPr>
-          <w:t>16:39</w:t>
-        </w:r>
-      </w:hyperlink>
+      <w:r>
+        <w:rPr>
+          <w:lang w:val="ru_RU" w:bidi="ru_RU"/>
+        </w:rPr>
+        <w:t>16:39</w:t>
+      </w:r>
       <w:r>
         <w:rPr>
           <w:lang w:val="ru_RU" w:bidi="ru_RU"/>
         </w:rPr>
         <w:t xml:space="preserve">; </w:t>
       </w:r>
-      <w:hyperlink r:id="rId28">
-        <w:r>
-          <w:rPr>
-            <w:lang w:val="ru_RU" w:bidi="ru_RU"/>
-          </w:rPr>
-          <w:rPr>
-            <w:color w:val="0000EE"/>
-            <w:u w:val="single"/>
-          </w:rPr>
-          <w:t>18:14–17</w:t>
-        </w:r>
-      </w:hyperlink>
+      <w:r>
+        <w:rPr>
+          <w:lang w:val="ru_RU" w:bidi="ru_RU"/>
+        </w:rPr>
+        <w:t>18:14–17</w:t>
+      </w:r>
       <w:r>
         <w:rPr>
           <w:lang w:val="ru_RU" w:bidi="ru_RU"/>
         </w:rPr>
         <w:t xml:space="preserve">; </w:t>
       </w:r>
-      <w:hyperlink r:id="rId29">
-        <w:r>
-          <w:rPr>
-            <w:lang w:val="ru_RU" w:bidi="ru_RU"/>
-          </w:rPr>
-          <w:rPr>
-            <w:color w:val="0000EE"/>
-            <w:u w:val="single"/>
-          </w:rPr>
-          <w:t>19:37</w:t>
-        </w:r>
-      </w:hyperlink>
+      <w:r>
+        <w:rPr>
+          <w:lang w:val="ru_RU" w:bidi="ru_RU"/>
+        </w:rPr>
+        <w:t>19:37</w:t>
+      </w:r>
       <w:r>
         <w:rPr>
           <w:lang w:val="ru_RU" w:bidi="ru_RU"/>
         </w:rPr>
         <w:t xml:space="preserve">; </w:t>
       </w:r>
-      <w:hyperlink r:id="rId30">
-        <w:r>
-          <w:rPr>
-            <w:lang w:val="ru_RU" w:bidi="ru_RU"/>
-          </w:rPr>
-          <w:rPr>
-            <w:color w:val="0000EE"/>
-            <w:u w:val="single"/>
-          </w:rPr>
-          <w:t>23:29</w:t>
-        </w:r>
-      </w:hyperlink>
+      <w:r>
+        <w:rPr>
+          <w:lang w:val="ru_RU" w:bidi="ru_RU"/>
+        </w:rPr>
+        <w:t>23:29</w:t>
+      </w:r>
       <w:r>
         <w:rPr>
           <w:lang w:val="ru_RU" w:bidi="ru_RU"/>
         </w:rPr>
         <w:t xml:space="preserve">; </w:t>
       </w:r>
-      <w:hyperlink r:id="rId31">
-        <w:r>
-          <w:rPr>
-            <w:lang w:val="ru_RU" w:bidi="ru_RU"/>
-          </w:rPr>
-          <w:rPr>
-            <w:color w:val="0000EE"/>
-            <w:u w:val="single"/>
-          </w:rPr>
-          <w:t>25:25</w:t>
-        </w:r>
-      </w:hyperlink>
+      <w:r>
+        <w:rPr>
+          <w:lang w:val="ru_RU" w:bidi="ru_RU"/>
+        </w:rPr>
+        <w:t>25:25</w:t>
+      </w:r>
       <w:r>
         <w:rPr>
           <w:lang w:val="ru_RU" w:bidi="ru_RU"/>
         </w:rPr>
         <w:t xml:space="preserve">; </w:t>
       </w:r>
-      <w:hyperlink r:id="rId32">
-        <w:r>
-          <w:rPr>
-            <w:lang w:val="ru_RU" w:bidi="ru_RU"/>
-          </w:rPr>
-          <w:rPr>
-            <w:color w:val="0000EE"/>
-            <w:u w:val="single"/>
-          </w:rPr>
-          <w:t>26:32</w:t>
-        </w:r>
-      </w:hyperlink>
+      <w:r>
+        <w:rPr>
+          <w:lang w:val="ru_RU" w:bidi="ru_RU"/>
+        </w:rPr>
+        <w:t>26:32</w:t>
+      </w:r>
       <w:r>
         <w:rPr>
           <w:lang w:val="ru_RU" w:bidi="ru_RU"/>
         </w:rPr>
         <w:t>). Лука также ясно дал понять, что Павлу было позволено продолжать свою миссию с полного одобрения римских чиновников в самом сердце столицы империи (</w:t>
       </w:r>
-      <w:hyperlink r:id="rId33">
-        <w:r>
-          <w:rPr>
-            <w:lang w:val="ru_RU" w:bidi="ru_RU"/>
-          </w:rPr>
-          <w:rPr>
-            <w:color w:val="0000EE"/>
-            <w:u w:val="single"/>
-          </w:rPr>
-          <w:t>28:16–31</w:t>
-        </w:r>
-      </w:hyperlink>
+      <w:r>
+        <w:rPr>
+          <w:lang w:val="ru_RU" w:bidi="ru_RU"/>
+        </w:rPr>
+        <w:t>28:16–31</w:t>
+      </w:r>
       <w:r>
         <w:rPr>
           <w:lang w:val="ru_RU" w:bidi="ru_RU"/>
@@ -928,36 +802,24 @@
           <w:lang w:val="ru_RU" w:bidi="ru_RU"/>
         </w:rPr>
       </w:r>
-      <w:hyperlink r:id="rId34">
-        <w:r>
-          <w:rPr>
-            <w:lang w:val="ru_RU" w:bidi="ru_RU"/>
-          </w:rPr>
-          <w:rPr>
-            <w:color w:val="0000EE"/>
-            <w:u w:val="single"/>
-          </w:rPr>
-          <w:t>Книга Деяния 1–12</w:t>
-        </w:r>
-      </w:hyperlink>
+      <w:r>
+        <w:rPr>
+          <w:lang w:val="ru_RU" w:bidi="ru_RU"/>
+        </w:rPr>
+        <w:t>Книга Деяния 1–12</w:t>
+      </w:r>
       <w:r>
         <w:rPr>
           <w:lang w:val="ru_RU" w:bidi="ru_RU"/>
         </w:rPr>
         <w:t xml:space="preserve"> рассказывает о начале христианского движения в имперской провинции Сирия, которая включала в себя Иудею и Самарию. В I веке н.э. эти территории находились под властью римских прокураторов или вассальных царей. Во время смерти и воскресения Иисуса (примерно 30 г.) прокуратором Иудеи и Самарии был Понтий Пилат (26–36 гг.). Галилеей управлял царь Ирод Антипа (4 г. до н.э. – 39 г. н.э.). Императором Римской империи был Тиберий (14–37 гг.). События, описанные в </w:t>
       </w:r>
-      <w:hyperlink r:id="rId34">
-        <w:r>
-          <w:rPr>
-            <w:lang w:val="ru_RU" w:bidi="ru_RU"/>
-          </w:rPr>
-          <w:rPr>
-            <w:color w:val="0000EE"/>
-            <w:u w:val="single"/>
-          </w:rPr>
-          <w:t>Книге Деяния 1–12</w:t>
-        </w:r>
-      </w:hyperlink>
+      <w:r>
+        <w:rPr>
+          <w:lang w:val="ru_RU" w:bidi="ru_RU"/>
+        </w:rPr>
+        <w:t>Книге Деяния 1–12</w:t>
+      </w:r>
       <w:r>
         <w:rPr>
           <w:lang w:val="ru_RU" w:bidi="ru_RU"/>
@@ -978,18 +840,12 @@
         </w:rPr>
         <w:t>Обращение Савла (</w:t>
       </w:r>
-      <w:hyperlink r:id="rId35">
-        <w:r>
-          <w:rPr>
-            <w:lang w:val="ru_RU" w:bidi="ru_RU"/>
-          </w:rPr>
-          <w:rPr>
-            <w:color w:val="0000EE"/>
-            <w:u w:val="single"/>
-          </w:rPr>
-          <w:t>Деян.9</w:t>
-        </w:r>
-      </w:hyperlink>
+      <w:r>
+        <w:rPr>
+          <w:lang w:val="ru_RU" w:bidi="ru_RU"/>
+        </w:rPr>
+        <w:t>Деян.9</w:t>
+      </w:r>
       <w:r>
         <w:rPr>
           <w:lang w:val="ru_RU" w:bidi="ru_RU"/>
@@ -1008,72 +864,48 @@
         </w:rPr>
         <w:t>(</w:t>
       </w:r>
-      <w:hyperlink r:id="rId36">
-        <w:r>
-          <w:rPr>
-            <w:lang w:val="ru_RU" w:bidi="ru_RU"/>
-          </w:rPr>
-          <w:rPr>
-            <w:color w:val="0000EE"/>
-            <w:u w:val="single"/>
-          </w:rPr>
-          <w:t>9:31–11:26</w:t>
-        </w:r>
-      </w:hyperlink>
+      <w:r>
+        <w:rPr>
+          <w:lang w:val="ru_RU" w:bidi="ru_RU"/>
+        </w:rPr>
+        <w:t>9:31–11:26</w:t>
+      </w:r>
       <w:r>
         <w:rPr>
           <w:lang w:val="ru_RU" w:bidi="ru_RU"/>
         </w:rPr>
         <w:t xml:space="preserve">). Из </w:t>
       </w:r>
-      <w:hyperlink r:id="rId37">
-        <w:r>
-          <w:rPr>
-            <w:lang w:val="ru_RU" w:bidi="ru_RU"/>
-          </w:rPr>
-          <w:rPr>
-            <w:color w:val="0000EE"/>
-            <w:u w:val="single"/>
-          </w:rPr>
-          <w:t>Послания к Галатам 1:18–21</w:t>
-        </w:r>
-      </w:hyperlink>
+      <w:r>
+        <w:rPr>
+          <w:lang w:val="ru_RU" w:bidi="ru_RU"/>
+        </w:rPr>
+        <w:t>Послания к Галатам 1:18–21</w:t>
+      </w:r>
       <w:r>
         <w:rPr>
           <w:lang w:val="ru_RU" w:bidi="ru_RU"/>
         </w:rPr>
         <w:t xml:space="preserve"> и из факта существования христианских общин, которые Павел и Сила посетили во время своего второго миссионерского путешествия (</w:t>
       </w:r>
-      <w:hyperlink r:id="rId38">
-        <w:r>
-          <w:rPr>
-            <w:lang w:val="ru_RU" w:bidi="ru_RU"/>
-          </w:rPr>
-          <w:rPr>
-            <w:color w:val="0000EE"/>
-            <w:u w:val="single"/>
-          </w:rPr>
-          <w:t>Деян.15:40–41</w:t>
-        </w:r>
-      </w:hyperlink>
+      <w:r>
+        <w:rPr>
+          <w:lang w:val="ru_RU" w:bidi="ru_RU"/>
+        </w:rPr>
+        <w:t>Деян.15:40–41</w:t>
+      </w:r>
       <w:r>
         <w:rPr>
           <w:lang w:val="ru_RU" w:bidi="ru_RU"/>
         </w:rPr>
         <w:t xml:space="preserve">), можно предположить, что Павел в течение этого десятилетия не бездействовал, а активно участвовал в миссии к язычникам. (После </w:t>
       </w:r>
-      <w:hyperlink r:id="rId39">
-        <w:r>
-          <w:rPr>
-            <w:lang w:val="ru_RU" w:bidi="ru_RU"/>
-          </w:rPr>
-          <w:rPr>
-            <w:color w:val="0000EE"/>
-            <w:u w:val="single"/>
-          </w:rPr>
-          <w:t>Деян.13:9</w:t>
-        </w:r>
-      </w:hyperlink>
+      <w:r>
+        <w:rPr>
+          <w:lang w:val="ru_RU" w:bidi="ru_RU"/>
+        </w:rPr>
+        <w:t>Деян.13:9</w:t>
+      </w:r>
       <w:r>
         <w:rPr>
           <w:lang w:val="ru_RU" w:bidi="ru_RU"/>
@@ -1094,36 +926,24 @@
         </w:rPr>
         <w:t xml:space="preserve">В 41 г. императором Рима стал Клавдий, и он сделал Ирода Агриппу I царём над Иудеей. (Несколькими годами ранее прокуратор Понтий Пилат был смещён за неумелое управление регионом). Агриппа I был внуком Ирода Великого и иудейской царевны Мариамны. Из-за своего иудейского происхождения он был более популярен у подданных, чем прежние Ироды. Несомненно, именно его желание увеличить свою популярность и заручиться поддержкой иудейских религиозных лидеров и привело к новой вспышке насилия против иерусалимской церкви. В </w:t>
       </w:r>
-      <w:hyperlink r:id="rId40">
-        <w:r>
-          <w:rPr>
-            <w:lang w:val="ru_RU" w:bidi="ru_RU"/>
-          </w:rPr>
-          <w:rPr>
-            <w:color w:val="0000EE"/>
-            <w:u w:val="single"/>
-          </w:rPr>
-          <w:t>Деян.12</w:t>
-        </w:r>
-      </w:hyperlink>
+      <w:r>
+        <w:rPr>
+          <w:lang w:val="ru_RU" w:bidi="ru_RU"/>
+        </w:rPr>
+        <w:t>Деян.12</w:t>
+      </w:r>
       <w:r>
         <w:rPr>
           <w:lang w:val="ru_RU" w:bidi="ru_RU"/>
         </w:rPr>
         <w:t xml:space="preserve"> говорится о казни Иакова (брата апостола Иоанна) и о заключении в тюрьму Петра. История смерти Агриппы I (</w:t>
       </w:r>
-      <w:hyperlink r:id="rId41">
-        <w:r>
-          <w:rPr>
-            <w:lang w:val="ru_RU" w:bidi="ru_RU"/>
-          </w:rPr>
-          <w:rPr>
-            <w:color w:val="0000EE"/>
-            <w:u w:val="single"/>
-          </w:rPr>
-          <w:t>12:20–23</w:t>
-        </w:r>
-      </w:hyperlink>
+      <w:r>
+        <w:rPr>
+          <w:lang w:val="ru_RU" w:bidi="ru_RU"/>
+        </w:rPr>
+        <w:t>12:20–23</w:t>
+      </w:r>
       <w:r>
         <w:rPr>
           <w:lang w:val="ru_RU" w:bidi="ru_RU"/>
@@ -1144,36 +964,24 @@
         </w:rPr>
         <w:t>Вторым событием, дающим представление о времени возникновения ранней церкви, является сбор помощи верующими в Антиохии для голодающих христиан в Иудее (</w:t>
       </w:r>
-      <w:hyperlink r:id="rId42">
-        <w:r>
-          <w:rPr>
-            <w:lang w:val="ru_RU" w:bidi="ru_RU"/>
-          </w:rPr>
-          <w:rPr>
-            <w:color w:val="0000EE"/>
-            <w:u w:val="single"/>
-          </w:rPr>
-          <w:t>11:27–29</w:t>
-        </w:r>
-      </w:hyperlink>
+      <w:r>
+        <w:rPr>
+          <w:lang w:val="ru_RU" w:bidi="ru_RU"/>
+        </w:rPr>
+        <w:t>11:27–29</w:t>
+      </w:r>
       <w:r>
         <w:rPr>
           <w:lang w:val="ru_RU" w:bidi="ru_RU"/>
         </w:rPr>
         <w:t xml:space="preserve">). Лука говорит, что во время правления императора Клавдия (41–54 гг.) случился сильный голод (стих </w:t>
       </w:r>
-      <w:hyperlink r:id="rId43">
-        <w:r>
-          <w:rPr>
-            <w:lang w:val="ru_RU" w:bidi="ru_RU"/>
-          </w:rPr>
-          <w:rPr>
-            <w:color w:val="0000EE"/>
-            <w:u w:val="single"/>
-          </w:rPr>
-          <w:t>28</w:t>
-        </w:r>
-      </w:hyperlink>
+      <w:r>
+        <w:rPr>
+          <w:lang w:val="ru_RU" w:bidi="ru_RU"/>
+        </w:rPr>
+        <w:t>28</w:t>
+      </w:r>
       <w:r>
         <w:rPr>
           <w:lang w:val="ru_RU" w:bidi="ru_RU"/>
@@ -1193,18 +1001,12 @@
         </w:rPr>
         <w:t xml:space="preserve"> говорит о сильном голоде в Палестине между 44-м и 48-м годами. Согласно </w:t>
       </w:r>
-      <w:hyperlink r:id="rId44">
-        <w:r>
-          <w:rPr>
-            <w:lang w:val="ru_RU" w:bidi="ru_RU"/>
-          </w:rPr>
-          <w:rPr>
-            <w:color w:val="0000EE"/>
-            <w:u w:val="single"/>
-          </w:rPr>
-          <w:t>Деян.12:25</w:t>
-        </w:r>
-      </w:hyperlink>
+      <w:r>
+        <w:rPr>
+          <w:lang w:val="ru_RU" w:bidi="ru_RU"/>
+        </w:rPr>
+        <w:t>Деян.12:25</w:t>
+      </w:r>
       <w:r>
         <w:rPr>
           <w:lang w:val="ru_RU" w:bidi="ru_RU"/>
@@ -1225,18 +1027,12 @@
         </w:rPr>
         <w:t>В этом месте повествования Книги Деяния, Павел официально приступает к своей миссии к язычникам (</w:t>
       </w:r>
-      <w:hyperlink r:id="rId45">
-        <w:r>
-          <w:rPr>
-            <w:lang w:val="ru_RU" w:bidi="ru_RU"/>
-          </w:rPr>
-          <w:rPr>
-            <w:color w:val="0000EE"/>
-            <w:u w:val="single"/>
-          </w:rPr>
-          <w:t>13:1–3</w:t>
-        </w:r>
-      </w:hyperlink>
+      <w:r>
+        <w:rPr>
+          <w:lang w:val="ru_RU" w:bidi="ru_RU"/>
+        </w:rPr>
+        <w:t>13:1–3</w:t>
+      </w:r>
       <w:r>
         <w:rPr>
           <w:lang w:val="ru_RU" w:bidi="ru_RU"/>
@@ -1257,18 +1053,12 @@
         </w:rPr>
         <w:t xml:space="preserve">В первом путешествии (46–47 гг.) Павел и Варнава посетили островную провинцию Кипр на северо-восточной оконечности Средиземного моря и провинцию Галатия, где они основали церкви в нескольких городах Северной Галатии (Антихии Писидийской, Иконии, Листре, Дербе). Галатия расположена в Малой Азии. С трёх сторон она омывалась морями: на севере — Чёрным, на западе — Эгейским и на юге — Средиземным. В городах Северной Галатии, этих важных форпостах Римской империи, проживало смешанное население, в том числе большие иудейские общины. Именно в синагогах этих общин Павел начинал свою миссионерскую деятельность, почти всегда встречая существенное противодействие (гл. </w:t>
       </w:r>
-      <w:hyperlink r:id="rId46">
-        <w:r>
-          <w:rPr>
-            <w:lang w:val="ru_RU" w:bidi="ru_RU"/>
-          </w:rPr>
-          <w:rPr>
-            <w:color w:val="0000EE"/>
-            <w:u w:val="single"/>
-          </w:rPr>
-          <w:t>13–14</w:t>
-        </w:r>
-      </w:hyperlink>
+      <w:r>
+        <w:rPr>
+          <w:lang w:val="ru_RU" w:bidi="ru_RU"/>
+        </w:rPr>
+        <w:t>13–14</w:t>
+      </w:r>
       <w:r>
         <w:rPr>
           <w:lang w:val="ru_RU" w:bidi="ru_RU"/>
@@ -1289,36 +1079,24 @@
         </w:rPr>
         <w:t>Обсуждение на Иерусалимском Соборе различий между христианами-евреями и неевреями (</w:t>
       </w:r>
-      <w:hyperlink r:id="rId47">
-        <w:r>
-          <w:rPr>
-            <w:lang w:val="ru_RU" w:bidi="ru_RU"/>
-          </w:rPr>
-          <w:rPr>
-            <w:color w:val="0000EE"/>
-            <w:u w:val="single"/>
-          </w:rPr>
-          <w:t>гл. 15</w:t>
-        </w:r>
-      </w:hyperlink>
+      <w:r>
+        <w:rPr>
+          <w:lang w:val="ru_RU" w:bidi="ru_RU"/>
+        </w:rPr>
+        <w:t>гл. 15</w:t>
+      </w:r>
       <w:r>
         <w:rPr>
           <w:lang w:val="ru_RU" w:bidi="ru_RU"/>
         </w:rPr>
         <w:t>) можно датировать 48 годом. За этим последовало второе миссионерское путешествие Павла, которое привело его через уже евангелизированные территории его родной Киликии, Галатии и через Троаду на побережье Эгейского моря к Македонии и греческому полуострову Ахаии (</w:t>
       </w:r>
-      <w:hyperlink r:id="rId48">
-        <w:r>
-          <w:rPr>
-            <w:lang w:val="ru_RU" w:bidi="ru_RU"/>
-          </w:rPr>
-          <w:rPr>
-            <w:color w:val="0000EE"/>
-            <w:u w:val="single"/>
-          </w:rPr>
-          <w:t>15:40–18:22</w:t>
-        </w:r>
-      </w:hyperlink>
+      <w:r>
+        <w:rPr>
+          <w:lang w:val="ru_RU" w:bidi="ru_RU"/>
+        </w:rPr>
+        <w:t>15:40–18:22</w:t>
+      </w:r>
       <w:r>
         <w:rPr>
           <w:lang w:val="ru_RU" w:bidi="ru_RU"/>
@@ -1351,36 +1129,24 @@
         </w:rPr>
         <w:t>Полтора года, проведённые Павлом в Коринфе (</w:t>
       </w:r>
-      <w:hyperlink r:id="rId49">
-        <w:r>
-          <w:rPr>
-            <w:lang w:val="ru_RU" w:bidi="ru_RU"/>
-          </w:rPr>
-          <w:rPr>
-            <w:color w:val="0000EE"/>
-            <w:u w:val="single"/>
-          </w:rPr>
-          <w:t>18:11</w:t>
-        </w:r>
-      </w:hyperlink>
+      <w:r>
+        <w:rPr>
+          <w:lang w:val="ru_RU" w:bidi="ru_RU"/>
+        </w:rPr>
+        <w:t>18:11</w:t>
+      </w:r>
       <w:r>
         <w:rPr>
           <w:lang w:val="ru_RU" w:bidi="ru_RU"/>
         </w:rPr>
         <w:t xml:space="preserve">), можно с некоторой долей уверенности датировать 51–52 гг. Древняя надпись, найденная среди руин города Дельфы в центральной Греции, гласит, что Галлион стал проконсулом Ахаи в 51 г. В </w:t>
       </w:r>
-      <w:hyperlink r:id="rId50">
-        <w:r>
-          <w:rPr>
-            <w:lang w:val="ru_RU" w:bidi="ru_RU"/>
-          </w:rPr>
-          <w:rPr>
-            <w:color w:val="0000EE"/>
-            <w:u w:val="single"/>
-          </w:rPr>
-          <w:t>Деян.18:12–17</w:t>
-        </w:r>
-      </w:hyperlink>
+      <w:r>
+        <w:rPr>
+          <w:lang w:val="ru_RU" w:bidi="ru_RU"/>
+        </w:rPr>
+        <w:t>Деян.18:12–17</w:t>
+      </w:r>
       <w:r>
         <w:rPr>
           <w:lang w:val="ru_RU" w:bidi="ru_RU"/>
@@ -1401,36 +1167,24 @@
         </w:rPr>
         <w:t>Рассказ Луки о возвращении Павла в Палестину и о начале его третьего миссионерского путешествия поднимает интересный исторический вопрос о том, что же случилось с последователями Иоанна Крестителя (</w:t>
       </w:r>
-      <w:hyperlink r:id="rId51">
-        <w:r>
-          <w:rPr>
-            <w:lang w:val="ru_RU" w:bidi="ru_RU"/>
-          </w:rPr>
-          <w:rPr>
-            <w:color w:val="0000EE"/>
-            <w:u w:val="single"/>
-          </w:rPr>
-          <w:t>13:13–19:7</w:t>
-        </w:r>
-      </w:hyperlink>
+      <w:r>
+        <w:rPr>
+          <w:lang w:val="ru_RU" w:bidi="ru_RU"/>
+        </w:rPr>
+        <w:t>13:13–19:7</w:t>
+      </w:r>
       <w:r>
         <w:rPr>
           <w:lang w:val="ru_RU" w:bidi="ru_RU"/>
         </w:rPr>
         <w:t xml:space="preserve">). В </w:t>
       </w:r>
-      <w:hyperlink r:id="rId50">
-        <w:r>
-          <w:rPr>
-            <w:lang w:val="ru_RU" w:bidi="ru_RU"/>
-          </w:rPr>
-          <w:rPr>
-            <w:color w:val="0000EE"/>
-            <w:u w:val="single"/>
-          </w:rPr>
-          <w:t>Книге Деяния 18:12–17</w:t>
-        </w:r>
-      </w:hyperlink>
+      <w:r>
+        <w:rPr>
+          <w:lang w:val="ru_RU" w:bidi="ru_RU"/>
+        </w:rPr>
+        <w:t>Книге Деяния 18:12–17</w:t>
+      </w:r>
       <w:r>
         <w:rPr>
           <w:lang w:val="ru_RU" w:bidi="ru_RU"/>
@@ -1451,54 +1205,36 @@
         </w:rPr>
         <w:t>Упоминание Лукой Аполлоса и этих учеников, равно как и несколько отрывков в Евангелиях, показывают, что движение, начатое Иоанном Крестителем, не прекратилось в тот момент, когда Иисус начал Своё служение. Очевидно, Иоанн продолжал крестить до самой своей смерти (</w:t>
       </w:r>
-      <w:hyperlink r:id="rId52">
-        <w:r>
-          <w:rPr>
-            <w:lang w:val="ru_RU" w:bidi="ru_RU"/>
-          </w:rPr>
-          <w:rPr>
-            <w:color w:val="0000EE"/>
-            <w:u w:val="single"/>
-          </w:rPr>
-          <w:t>Ин.3:22–24</w:t>
-        </w:r>
-      </w:hyperlink>
+      <w:r>
+        <w:rPr>
+          <w:lang w:val="ru_RU" w:bidi="ru_RU"/>
+        </w:rPr>
+        <w:t>Ин.3:22–24</w:t>
+      </w:r>
       <w:r>
         <w:rPr>
           <w:lang w:val="ru_RU" w:bidi="ru_RU"/>
         </w:rPr>
         <w:t>), и многие его ученики продолжали дело Иоанна и после его смерти. Возможно, и Аполлос, и ученики в Ефесе были результатом продолжающегося служения учеников Иоанна. В конце концов они были наставлены на «путь Господень» (</w:t>
       </w:r>
-      <w:hyperlink r:id="rId53">
-        <w:r>
-          <w:rPr>
-            <w:lang w:val="ru_RU" w:bidi="ru_RU"/>
-          </w:rPr>
-          <w:rPr>
-            <w:color w:val="0000EE"/>
-            <w:u w:val="single"/>
-          </w:rPr>
-          <w:t>18:25</w:t>
-        </w:r>
-      </w:hyperlink>
+      <w:r>
+        <w:rPr>
+          <w:lang w:val="ru_RU" w:bidi="ru_RU"/>
+        </w:rPr>
+        <w:t>18:25</w:t>
+      </w:r>
       <w:r>
         <w:rPr>
           <w:lang w:val="ru_RU" w:bidi="ru_RU"/>
         </w:rPr>
         <w:t>). Отсутствие у них знаний о другом христианском крещении или о реальности Святого Духа (</w:t>
       </w:r>
-      <w:hyperlink r:id="rId54">
-        <w:r>
-          <w:rPr>
-            <w:lang w:val="ru_RU" w:bidi="ru_RU"/>
-          </w:rPr>
-          <w:rPr>
-            <w:color w:val="0000EE"/>
-            <w:u w:val="single"/>
-          </w:rPr>
-          <w:t>19:2–4</w:t>
-        </w:r>
-      </w:hyperlink>
+      <w:r>
+        <w:rPr>
+          <w:lang w:val="ru_RU" w:bidi="ru_RU"/>
+        </w:rPr>
+        <w:t>19:2–4</w:t>
+      </w:r>
       <w:r>
         <w:rPr>
           <w:lang w:val="ru_RU" w:bidi="ru_RU"/>
@@ -1519,72 +1255,48 @@
         </w:rPr>
         <w:t>Третье миссионерское путешествие Павла началось с трёхлетнего служения в Ефесе (</w:t>
       </w:r>
-      <w:hyperlink r:id="rId55">
-        <w:r>
-          <w:rPr>
-            <w:lang w:val="ru_RU" w:bidi="ru_RU"/>
-          </w:rPr>
-          <w:rPr>
-            <w:color w:val="0000EE"/>
-            <w:u w:val="single"/>
-          </w:rPr>
-          <w:t>19:1–20:1</w:t>
-        </w:r>
-      </w:hyperlink>
+      <w:r>
+        <w:rPr>
+          <w:lang w:val="ru_RU" w:bidi="ru_RU"/>
+        </w:rPr>
+        <w:t>19:1–20:1</w:t>
+      </w:r>
       <w:r>
         <w:rPr>
           <w:lang w:val="ru_RU" w:bidi="ru_RU"/>
         </w:rPr>
         <w:t>), продолжилось посещением церквей, основанных в предыдущем путешествии (</w:t>
       </w:r>
-      <w:hyperlink r:id="rId56">
-        <w:r>
-          <w:rPr>
-            <w:lang w:val="ru_RU" w:bidi="ru_RU"/>
-          </w:rPr>
-          <w:rPr>
-            <w:color w:val="0000EE"/>
-            <w:u w:val="single"/>
-          </w:rPr>
-          <w:t>20:2–12</w:t>
-        </w:r>
-      </w:hyperlink>
+      <w:r>
+        <w:rPr>
+          <w:lang w:val="ru_RU" w:bidi="ru_RU"/>
+        </w:rPr>
+        <w:t>20:2–12</w:t>
+      </w:r>
       <w:r>
         <w:rPr>
           <w:lang w:val="ru_RU" w:bidi="ru_RU"/>
         </w:rPr>
         <w:t>), и достигло кульминации с арестом апостола в Иерусалиме (</w:t>
       </w:r>
-      <w:hyperlink r:id="rId57">
-        <w:r>
-          <w:rPr>
-            <w:lang w:val="ru_RU" w:bidi="ru_RU"/>
-          </w:rPr>
-          <w:rPr>
-            <w:color w:val="0000EE"/>
-            <w:u w:val="single"/>
-          </w:rPr>
-          <w:t>Деян.21</w:t>
-        </w:r>
-      </w:hyperlink>
+      <w:r>
+        <w:rPr>
+          <w:lang w:val="ru_RU" w:bidi="ru_RU"/>
+        </w:rPr>
+        <w:t>Деян.21</w:t>
+      </w:r>
       <w:r>
         <w:rPr>
           <w:lang w:val="ru_RU" w:bidi="ru_RU"/>
         </w:rPr>
         <w:t>). Это путешествие происходило в середине 50-х гг. (53–57 гг.). Арест Павла в Иерусалиме и предъявление ему обвинения перед правителем провинции Феликсом в Кесарии (</w:t>
       </w:r>
-      <w:hyperlink r:id="rId58">
-        <w:r>
-          <w:rPr>
-            <w:lang w:val="ru_RU" w:bidi="ru_RU"/>
-          </w:rPr>
-          <w:rPr>
-            <w:color w:val="0000EE"/>
-            <w:u w:val="single"/>
-          </w:rPr>
-          <w:t>23:23–24:23</w:t>
-        </w:r>
-      </w:hyperlink>
+      <w:r>
+        <w:rPr>
+          <w:lang w:val="ru_RU" w:bidi="ru_RU"/>
+        </w:rPr>
+        <w:t>23:23–24:23</w:t>
+      </w:r>
       <w:r>
         <w:rPr>
           <w:lang w:val="ru_RU" w:bidi="ru_RU"/>
@@ -1605,36 +1317,24 @@
         </w:rPr>
         <w:t>Новый прокуратор, Фест, не был уверен в том, что же делать с заключённым. Иудейские лидеры, зная, что новые прокураторы обычно хотят завоевать популярность у населения, хотели воспользоваться ситуацией (</w:t>
       </w:r>
-      <w:hyperlink r:id="rId59">
-        <w:r>
-          <w:rPr>
-            <w:lang w:val="ru_RU" w:bidi="ru_RU"/>
-          </w:rPr>
-          <w:rPr>
-            <w:color w:val="0000EE"/>
-            <w:u w:val="single"/>
-          </w:rPr>
-          <w:t>25:1–9</w:t>
-        </w:r>
-      </w:hyperlink>
+      <w:r>
+        <w:rPr>
+          <w:lang w:val="ru_RU" w:bidi="ru_RU"/>
+        </w:rPr>
+        <w:t>25:1–9</w:t>
+      </w:r>
       <w:r>
         <w:rPr>
           <w:lang w:val="ru_RU" w:bidi="ru_RU"/>
         </w:rPr>
         <w:t>). Осознав эту опасность, Павел подал апелляцию в высший суд империи, под председательством самого кесаря (</w:t>
       </w:r>
-      <w:hyperlink r:id="rId60">
-        <w:r>
-          <w:rPr>
-            <w:lang w:val="ru_RU" w:bidi="ru_RU"/>
-          </w:rPr>
-          <w:rPr>
-            <w:color w:val="0000EE"/>
-            <w:u w:val="single"/>
-          </w:rPr>
-          <w:t>25:10–12</w:t>
-        </w:r>
-      </w:hyperlink>
+      <w:r>
+        <w:rPr>
+          <w:lang w:val="ru_RU" w:bidi="ru_RU"/>
+        </w:rPr>
+        <w:t>25:10–12</w:t>
+      </w:r>
       <w:r>
         <w:rPr>
           <w:lang w:val="ru_RU" w:bidi="ru_RU"/>
@@ -1655,90 +1355,60 @@
         </w:rPr>
         <w:t>После этого у Феста возникла проблема: ему нужно было отослать заключённого к императору вместе с письмом, в котором ясно излагалась бы суть обвинений. Но так как он на самом деле не понимал, в чём дело (</w:t>
       </w:r>
-      <w:hyperlink r:id="rId61">
-        <w:r>
-          <w:rPr>
-            <w:lang w:val="ru_RU" w:bidi="ru_RU"/>
-          </w:rPr>
-          <w:rPr>
-            <w:color w:val="0000EE"/>
-            <w:u w:val="single"/>
-          </w:rPr>
-          <w:t>25:25–27</w:t>
-        </w:r>
-      </w:hyperlink>
+      <w:r>
+        <w:rPr>
+          <w:lang w:val="ru_RU" w:bidi="ru_RU"/>
+        </w:rPr>
+        <w:t>25:25–27</w:t>
+      </w:r>
       <w:r>
         <w:rPr>
           <w:lang w:val="ru_RU" w:bidi="ru_RU"/>
         </w:rPr>
         <w:t>), он обратился за советом к Ироду Агриппе II, который вместе со своей сестрой приехал в Кесарию выразить своё почтение новому имперскому правителю Палестины (</w:t>
       </w:r>
-      <w:hyperlink r:id="rId62">
-        <w:r>
-          <w:rPr>
-            <w:lang w:val="ru_RU" w:bidi="ru_RU"/>
-          </w:rPr>
-          <w:rPr>
-            <w:color w:val="0000EE"/>
-            <w:u w:val="single"/>
-          </w:rPr>
-          <w:t>25:13</w:t>
-        </w:r>
-      </w:hyperlink>
+      <w:r>
+        <w:rPr>
+          <w:lang w:val="ru_RU" w:bidi="ru_RU"/>
+        </w:rPr>
+        <w:t>25:13</w:t>
+      </w:r>
       <w:r>
         <w:rPr>
           <w:lang w:val="ru_RU" w:bidi="ru_RU"/>
         </w:rPr>
         <w:t>). Агриппа II был сыном Ирода Агриппы I и, по крайней мере теоретически, иудеем. Он правил Палестиной с 50-го по 100-й год и получил право назначать иудейских первосвященников. Таким образом, его знакомство с иудейскими религиозными традициями помогало ему понять иск Иерусалима против Павла. Результатом появления Павла перед Фестом и Агриппой (</w:t>
       </w:r>
-      <w:hyperlink r:id="rId63">
-        <w:r>
-          <w:rPr>
-            <w:lang w:val="ru_RU" w:bidi="ru_RU"/>
-          </w:rPr>
-          <w:rPr>
-            <w:color w:val="0000EE"/>
-            <w:u w:val="single"/>
-          </w:rPr>
-          <w:t>26:1–29</w:t>
-        </w:r>
-      </w:hyperlink>
+      <w:r>
+        <w:rPr>
+          <w:lang w:val="ru_RU" w:bidi="ru_RU"/>
+        </w:rPr>
+        <w:t>26:1–29</w:t>
+      </w:r>
       <w:r>
         <w:rPr>
           <w:lang w:val="ru_RU" w:bidi="ru_RU"/>
         </w:rPr>
         <w:t>) было признание невиновности Павла (</w:t>
       </w:r>
-      <w:hyperlink r:id="rId64">
-        <w:r>
-          <w:rPr>
-            <w:lang w:val="ru_RU" w:bidi="ru_RU"/>
-          </w:rPr>
-          <w:rPr>
-            <w:color w:val="0000EE"/>
-            <w:u w:val="single"/>
-          </w:rPr>
-          <w:t>26:31</w:t>
-        </w:r>
-      </w:hyperlink>
+      <w:r>
+        <w:rPr>
+          <w:lang w:val="ru_RU" w:bidi="ru_RU"/>
+        </w:rPr>
+        <w:t>26:31</w:t>
+      </w:r>
       <w:r>
         <w:rPr>
           <w:lang w:val="ru_RU" w:bidi="ru_RU"/>
         </w:rPr>
         <w:t>). Но тем не менее, обращение Павла к Риму должно было быть принято во внимание; необходимо было соблюсти закон, регулирующий подобные случаи (</w:t>
       </w:r>
-      <w:hyperlink r:id="rId32">
-        <w:r>
-          <w:rPr>
-            <w:lang w:val="ru_RU" w:bidi="ru_RU"/>
-          </w:rPr>
-          <w:rPr>
-            <w:color w:val="0000EE"/>
-            <w:u w:val="single"/>
-          </w:rPr>
-          <w:t>26:32</w:t>
-        </w:r>
-      </w:hyperlink>
+      <w:r>
+        <w:rPr>
+          <w:lang w:val="ru_RU" w:bidi="ru_RU"/>
+        </w:rPr>
+        <w:t>26:32</w:t>
+      </w:r>
       <w:r>
         <w:rPr>
           <w:lang w:val="ru_RU" w:bidi="ru_RU"/>
@@ -1759,18 +1429,12 @@
         </w:rPr>
         <w:t>Относительная свобода Павла в течение двух последующих лет (</w:t>
       </w:r>
-      <w:hyperlink r:id="rId65">
-        <w:r>
-          <w:rPr>
-            <w:lang w:val="ru_RU" w:bidi="ru_RU"/>
-          </w:rPr>
-          <w:rPr>
-            <w:color w:val="0000EE"/>
-            <w:u w:val="single"/>
-          </w:rPr>
-          <w:t>28:30</w:t>
-        </w:r>
-      </w:hyperlink>
+      <w:r>
+        <w:rPr>
+          <w:lang w:val="ru_RU" w:bidi="ru_RU"/>
+        </w:rPr>
+        <w:t>28:30</w:t>
+      </w:r>
       <w:r>
         <w:rPr>
           <w:lang w:val="ru_RU" w:bidi="ru_RU"/>
@@ -1814,36 +1478,24 @@
         </w:rPr>
         <w:t>В предисловии к Евангелию, предназначенном также и для второго тома, Лука говорит Феофилу (и аудитории, которую тот представляет), что он намеревается написать точный, упорядоченный рассказ о зарождении христианского движения в период служения Иисуса из Назарета (</w:t>
       </w:r>
-      <w:hyperlink r:id="rId23">
-        <w:r>
-          <w:rPr>
-            <w:lang w:val="ru_RU" w:bidi="ru_RU"/>
-          </w:rPr>
-          <w:rPr>
-            <w:color w:val="0000EE"/>
-            <w:u w:val="single"/>
-          </w:rPr>
-          <w:t>Лк.1:1–4</w:t>
-        </w:r>
-      </w:hyperlink>
+      <w:r>
+        <w:rPr>
+          <w:lang w:val="ru_RU" w:bidi="ru_RU"/>
+        </w:rPr>
+        <w:t>Лк.1:1–4</w:t>
+      </w:r>
       <w:r>
         <w:rPr>
           <w:lang w:val="ru_RU" w:bidi="ru_RU"/>
         </w:rPr>
         <w:t>). Первые строки Книги Деяния указывают, что повествование, начавшееся с Иисуса из Назарета (том 1), продолжается и что второй том Луки описывает историю распространения христианства от Палестины до Рима (</w:t>
       </w:r>
-      <w:hyperlink r:id="rId66">
-        <w:r>
-          <w:rPr>
-            <w:lang w:val="ru_RU" w:bidi="ru_RU"/>
-          </w:rPr>
-          <w:rPr>
-            <w:color w:val="0000EE"/>
-            <w:u w:val="single"/>
-          </w:rPr>
-          <w:t>Деян.1:1–8</w:t>
-        </w:r>
-      </w:hyperlink>
+      <w:r>
+        <w:rPr>
+          <w:lang w:val="ru_RU" w:bidi="ru_RU"/>
+        </w:rPr>
+        <w:t>Деян.1:1–8</w:t>
+      </w:r>
       <w:r>
         <w:rPr>
           <w:lang w:val="ru_RU" w:bidi="ru_RU"/>
@@ -1876,72 +1528,48 @@
         </w:rPr>
         <w:t xml:space="preserve"> это просто одна из разновидностей или сект иудаизма. Этому узкому, ограниченному пониманию Евангелие от Луки и Книга Деяния противопоставляет идею универсальности, всеобщности христианства: Евангелие провозглашает Иисуса Спасителем мира (</w:t>
       </w:r>
-      <w:hyperlink r:id="rId67">
-        <w:r>
-          <w:rPr>
-            <w:lang w:val="ru_RU" w:bidi="ru_RU"/>
-          </w:rPr>
-          <w:rPr>
-            <w:color w:val="0000EE"/>
-            <w:u w:val="single"/>
-          </w:rPr>
-          <w:t>Лк.2:29–32</w:t>
-        </w:r>
-      </w:hyperlink>
+      <w:r>
+        <w:rPr>
+          <w:lang w:val="ru_RU" w:bidi="ru_RU"/>
+        </w:rPr>
+        <w:t>Лк.2:29–32</w:t>
+      </w:r>
       <w:r>
         <w:rPr>
           <w:lang w:val="ru_RU" w:bidi="ru_RU"/>
         </w:rPr>
         <w:t>); в Книге Деяния речь Стефана перед синедрионом (</w:t>
       </w:r>
-      <w:hyperlink r:id="rId68">
-        <w:r>
-          <w:rPr>
-            <w:lang w:val="ru_RU" w:bidi="ru_RU"/>
-          </w:rPr>
-          <w:rPr>
-            <w:color w:val="0000EE"/>
-            <w:u w:val="single"/>
-          </w:rPr>
-          <w:t>гл. 7</w:t>
-        </w:r>
-      </w:hyperlink>
+      <w:r>
+        <w:rPr>
+          <w:lang w:val="ru_RU" w:bidi="ru_RU"/>
+        </w:rPr>
+        <w:t>гл. 7</w:t>
+      </w:r>
       <w:r>
         <w:rPr>
           <w:lang w:val="ru_RU" w:bidi="ru_RU"/>
         </w:rPr>
         <w:t>), события, произошедшие с Петром в доме Корнилия (</w:t>
       </w:r>
-      <w:hyperlink r:id="rId69">
-        <w:r>
-          <w:rPr>
-            <w:lang w:val="ru_RU" w:bidi="ru_RU"/>
-          </w:rPr>
-          <w:rPr>
-            <w:color w:val="0000EE"/>
-            <w:u w:val="single"/>
-          </w:rPr>
-          <w:t>гл. 10</w:t>
-        </w:r>
-      </w:hyperlink>
+      <w:r>
+        <w:rPr>
+          <w:lang w:val="ru_RU" w:bidi="ru_RU"/>
+        </w:rPr>
+        <w:t>гл. 10</w:t>
+      </w:r>
       <w:r>
         <w:rPr>
           <w:lang w:val="ru_RU" w:bidi="ru_RU"/>
         </w:rPr>
         <w:t>) и речь Павла перед афинянами (</w:t>
       </w:r>
-      <w:hyperlink r:id="rId70">
-        <w:r>
-          <w:rPr>
-            <w:lang w:val="ru_RU" w:bidi="ru_RU"/>
-          </w:rPr>
-          <w:rPr>
-            <w:color w:val="0000EE"/>
-            <w:u w:val="single"/>
-          </w:rPr>
-          <w:t>гл. 17</w:t>
-        </w:r>
-      </w:hyperlink>
+      <w:r>
+        <w:rPr>
+          <w:lang w:val="ru_RU" w:bidi="ru_RU"/>
+        </w:rPr>
+        <w:t>гл. 17</w:t>
+      </w:r>
       <w:r>
         <w:rPr>
           <w:lang w:val="ru_RU" w:bidi="ru_RU"/>
@@ -1960,36 +1588,24 @@
         </w:rPr>
         <w:t xml:space="preserve"> Рассказы о конфликте ранней церкви с Симоном волхвом (</w:t>
       </w:r>
-      <w:hyperlink r:id="rId71">
-        <w:r>
-          <w:rPr>
-            <w:lang w:val="ru_RU" w:bidi="ru_RU"/>
-          </w:rPr>
-          <w:rPr>
-            <w:color w:val="0000EE"/>
-            <w:u w:val="single"/>
-          </w:rPr>
-          <w:t>гл. 8</w:t>
-        </w:r>
-      </w:hyperlink>
+      <w:r>
+        <w:rPr>
+          <w:lang w:val="ru_RU" w:bidi="ru_RU"/>
+        </w:rPr>
+        <w:t>гл. 8</w:t>
+      </w:r>
       <w:r>
         <w:rPr>
           <w:lang w:val="ru_RU" w:bidi="ru_RU"/>
         </w:rPr>
         <w:t>) и о том, как Павел и Варнава в Листре отвергли попытки поклониться им (</w:t>
       </w:r>
-      <w:hyperlink r:id="rId72">
-        <w:r>
-          <w:rPr>
-            <w:lang w:val="ru_RU" w:bidi="ru_RU"/>
-          </w:rPr>
-          <w:rPr>
-            <w:color w:val="0000EE"/>
-            <w:u w:val="single"/>
-          </w:rPr>
-          <w:t>гл. 14</w:t>
-        </w:r>
-      </w:hyperlink>
+      <w:r>
+        <w:rPr>
+          <w:lang w:val="ru_RU" w:bidi="ru_RU"/>
+        </w:rPr>
+        <w:t>гл. 14</w:t>
+      </w:r>
       <w:r>
         <w:rPr>
           <w:lang w:val="ru_RU" w:bidi="ru_RU"/>
@@ -2008,54 +1624,36 @@
         </w:rPr>
         <w:t xml:space="preserve">. Он жил в Палестине в тогда ещё недавнем прошлом, открыто, и все могли Его видеть и наблюдать, что Он делает (см. речи Петра и Павла в </w:t>
       </w:r>
-      <w:hyperlink r:id="rId73">
-        <w:r>
-          <w:rPr>
-            <w:lang w:val="ru_RU" w:bidi="ru_RU"/>
-          </w:rPr>
-          <w:rPr>
-            <w:color w:val="0000EE"/>
-            <w:u w:val="single"/>
-          </w:rPr>
-          <w:t>Деян.2</w:t>
-        </w:r>
-      </w:hyperlink>
+      <w:r>
+        <w:rPr>
+          <w:lang w:val="ru_RU" w:bidi="ru_RU"/>
+        </w:rPr>
+        <w:t>Деян.2</w:t>
+      </w:r>
       <w:r>
         <w:rPr>
           <w:lang w:val="ru_RU" w:bidi="ru_RU"/>
         </w:rPr>
         <w:t xml:space="preserve">; </w:t>
       </w:r>
-      <w:hyperlink r:id="rId69">
-        <w:r>
-          <w:rPr>
-            <w:lang w:val="ru_RU" w:bidi="ru_RU"/>
-          </w:rPr>
-          <w:rPr>
-            <w:color w:val="0000EE"/>
-            <w:u w:val="single"/>
-          </w:rPr>
-          <w:t>10</w:t>
-        </w:r>
-      </w:hyperlink>
+      <w:r>
+        <w:rPr>
+          <w:lang w:val="ru_RU" w:bidi="ru_RU"/>
+        </w:rPr>
+        <w:t>10</w:t>
+      </w:r>
       <w:r>
         <w:rPr>
           <w:lang w:val="ru_RU" w:bidi="ru_RU"/>
         </w:rPr>
         <w:t xml:space="preserve">; </w:t>
       </w:r>
-      <w:hyperlink r:id="rId74">
-        <w:r>
-          <w:rPr>
-            <w:lang w:val="ru_RU" w:bidi="ru_RU"/>
-          </w:rPr>
-          <w:rPr>
-            <w:color w:val="0000EE"/>
-            <w:u w:val="single"/>
-          </w:rPr>
-          <w:t>13</w:t>
-        </w:r>
-      </w:hyperlink>
+      <w:r>
+        <w:rPr>
+          <w:lang w:val="ru_RU" w:bidi="ru_RU"/>
+        </w:rPr>
+        <w:t>13</w:t>
+      </w:r>
       <w:r>
         <w:rPr>
           <w:lang w:val="ru_RU" w:bidi="ru_RU"/>
@@ -2076,162 +1674,108 @@
         </w:rPr>
         <w:t>Однако главной целью Луки была защита христианства от обвинений в том, что оно угрожает порядку и стабильности Римской империи. Конечно, для таких подозрений были основания. В конце концов, основатель движения был распят римским прокуратором по обвинению в подстрекательстве к мятежу, а само движение, носившее имя своего основателя, казалось, вызывало смятение, беспорядки и бунты повсюду, где бы ни распространялось. Рассказ Луки прямо отвечает на эти проблемы. В Евангелии суд над Иисусом представлен как серьёзная судебная ошибка: Пилат послал Иисуса на распятие, хотя признал Иисуса невиновным; Ирод Антипа также не нашёл оснований для обвинений против Иисуса (</w:t>
       </w:r>
-      <w:hyperlink r:id="rId75">
-        <w:r>
-          <w:rPr>
-            <w:lang w:val="ru_RU" w:bidi="ru_RU"/>
-          </w:rPr>
-          <w:rPr>
-            <w:color w:val="0000EE"/>
-            <w:u w:val="single"/>
-          </w:rPr>
-          <w:t>Лк.23:13–16</w:t>
-        </w:r>
-      </w:hyperlink>
+      <w:r>
+        <w:rPr>
+          <w:lang w:val="ru_RU" w:bidi="ru_RU"/>
+        </w:rPr>
+        <w:t>Лк.23:13–16</w:t>
+      </w:r>
       <w:r>
         <w:rPr>
           <w:lang w:val="ru_RU" w:bidi="ru_RU"/>
         </w:rPr>
         <w:t xml:space="preserve">; </w:t>
       </w:r>
-      <w:hyperlink r:id="rId76">
-        <w:r>
-          <w:rPr>
-            <w:lang w:val="ru_RU" w:bidi="ru_RU"/>
-          </w:rPr>
-          <w:rPr>
-            <w:color w:val="0000EE"/>
-            <w:u w:val="single"/>
-          </w:rPr>
-          <w:t>Деян.13:28</w:t>
-        </w:r>
-      </w:hyperlink>
+      <w:r>
+        <w:rPr>
+          <w:lang w:val="ru_RU" w:bidi="ru_RU"/>
+        </w:rPr>
+        <w:t>Деян.13:28</w:t>
+      </w:r>
       <w:r>
         <w:rPr>
           <w:lang w:val="ru_RU" w:bidi="ru_RU"/>
         </w:rPr>
         <w:t>). На протяжении всей Книги Деяния мы видим нейтральное или даже дружелюбное отношение римских чиновников к руководителям христиан и к движению в целом: Сергий Павел, римский проконсул на Кипре, радостно принимает Павла и Варнаву и положительно реагирует на их проповедь (</w:t>
       </w:r>
-      <w:hyperlink r:id="rId77">
-        <w:r>
-          <w:rPr>
-            <w:lang w:val="ru_RU" w:bidi="ru_RU"/>
-          </w:rPr>
-          <w:rPr>
-            <w:color w:val="0000EE"/>
-            <w:u w:val="single"/>
-          </w:rPr>
-          <w:t>Деян.13:7–12</w:t>
-        </w:r>
-      </w:hyperlink>
+      <w:r>
+        <w:rPr>
+          <w:lang w:val="ru_RU" w:bidi="ru_RU"/>
+        </w:rPr>
+        <w:t>Деян.13:7–12</w:t>
+      </w:r>
       <w:r>
         <w:rPr>
           <w:lang w:val="ru_RU" w:bidi="ru_RU"/>
         </w:rPr>
         <w:t>); воеводы в Филиппах приносят свои извинения Павлу и Силе за незаконный арест и избиения (</w:t>
       </w:r>
-      <w:hyperlink r:id="rId78">
-        <w:r>
-          <w:rPr>
-            <w:lang w:val="ru_RU" w:bidi="ru_RU"/>
-          </w:rPr>
-          <w:rPr>
-            <w:color w:val="0000EE"/>
-            <w:u w:val="single"/>
-          </w:rPr>
-          <w:t>16:37–39</w:t>
-        </w:r>
-      </w:hyperlink>
+      <w:r>
+        <w:rPr>
+          <w:lang w:val="ru_RU" w:bidi="ru_RU"/>
+        </w:rPr>
+        <w:t>16:37–39</w:t>
+      </w:r>
       <w:r>
         <w:rPr>
           <w:lang w:val="ru_RU" w:bidi="ru_RU"/>
         </w:rPr>
         <w:t>); Галлион, проконсул Ахаии, считает, что Павел невиновен перед римским законом (</w:t>
       </w:r>
-      <w:hyperlink r:id="rId79">
-        <w:r>
-          <w:rPr>
-            <w:lang w:val="ru_RU" w:bidi="ru_RU"/>
-          </w:rPr>
-          <w:rPr>
-            <w:color w:val="0000EE"/>
-            <w:u w:val="single"/>
-          </w:rPr>
-          <w:t>18:12–16</w:t>
-        </w:r>
-      </w:hyperlink>
+      <w:r>
+        <w:rPr>
+          <w:lang w:val="ru_RU" w:bidi="ru_RU"/>
+        </w:rPr>
+        <w:t>18:12–16</w:t>
+      </w:r>
       <w:r>
         <w:rPr>
           <w:lang w:val="ru_RU" w:bidi="ru_RU"/>
         </w:rPr>
         <w:t>); блюститель порядка в Ефесе пресекает атаку толпы на Павла и его спутников и отвергает выдвинутые против них обвинения (</w:t>
       </w:r>
-      <w:hyperlink r:id="rId80">
-        <w:r>
-          <w:rPr>
-            <w:lang w:val="ru_RU" w:bidi="ru_RU"/>
-          </w:rPr>
-          <w:rPr>
-            <w:color w:val="0000EE"/>
-            <w:u w:val="single"/>
-          </w:rPr>
-          <w:t>19:35–39</w:t>
-        </w:r>
-      </w:hyperlink>
+      <w:r>
+        <w:rPr>
+          <w:lang w:val="ru_RU" w:bidi="ru_RU"/>
+        </w:rPr>
+        <w:t>19:35–39</w:t>
+      </w:r>
       <w:r>
         <w:rPr>
           <w:lang w:val="ru_RU" w:bidi="ru_RU"/>
         </w:rPr>
         <w:t>). Тысяченачальник римского контингента в Иерусалиме арестовывает Павла, но выясняется, что он тем самым спасает апостола от разъярённой толпы. В своём письме прокуратору Феликсу, тысяченачальник признаёт, что Павел невиновен перед римским законом (</w:t>
       </w:r>
-      <w:hyperlink r:id="rId81">
-        <w:r>
-          <w:rPr>
-            <w:lang w:val="ru_RU" w:bidi="ru_RU"/>
-          </w:rPr>
-          <w:rPr>
-            <w:color w:val="0000EE"/>
-            <w:u w:val="single"/>
-          </w:rPr>
-          <w:t>23:26–29</w:t>
-        </w:r>
-      </w:hyperlink>
+      <w:r>
+        <w:rPr>
+          <w:lang w:val="ru_RU" w:bidi="ru_RU"/>
+        </w:rPr>
+        <w:t>23:26–29</w:t>
+      </w:r>
       <w:r>
         <w:rPr>
           <w:lang w:val="ru_RU" w:bidi="ru_RU"/>
         </w:rPr>
         <w:t>). Тот же вердикт был повторён и после того, как дело Павла выслушали Феликс, его преемник Фест и Ирод Агриппа II: «Этот человек ничего, достойного смерти или уз, не делает» (</w:t>
       </w:r>
-      <w:hyperlink r:id="rId64">
-        <w:r>
-          <w:rPr>
-            <w:lang w:val="ru_RU" w:bidi="ru_RU"/>
-          </w:rPr>
-          <w:rPr>
-            <w:color w:val="0000EE"/>
-            <w:u w:val="single"/>
-          </w:rPr>
-          <w:t>26:31</w:t>
-        </w:r>
-      </w:hyperlink>
+      <w:r>
+        <w:rPr>
+          <w:lang w:val="ru_RU" w:bidi="ru_RU"/>
+        </w:rPr>
+        <w:t>26:31</w:t>
+      </w:r>
       <w:r>
         <w:rPr>
           <w:lang w:val="ru_RU" w:bidi="ru_RU"/>
         </w:rPr>
         <w:t>). Лука завершает свою историю рассказом о том, как Павел, с разрешения имперских охранников, совершает миссионерское служение в Риме (</w:t>
       </w:r>
-      <w:hyperlink r:id="rId82">
-        <w:r>
-          <w:rPr>
-            <w:lang w:val="ru_RU" w:bidi="ru_RU"/>
-          </w:rPr>
-          <w:rPr>
-            <w:color w:val="0000EE"/>
-            <w:u w:val="single"/>
-          </w:rPr>
-          <w:t>28:30–31</w:t>
-        </w:r>
-      </w:hyperlink>
+      <w:r>
+        <w:rPr>
+          <w:lang w:val="ru_RU" w:bidi="ru_RU"/>
+        </w:rPr>
+        <w:t>28:30–31</w:t>
+      </w:r>
       <w:r>
         <w:rPr>
           <w:lang w:val="ru_RU" w:bidi="ru_RU"/>
@@ -2265,18 +1809,12 @@
         </w:rPr>
         <w:t xml:space="preserve"> (</w:t>
       </w:r>
-      <w:hyperlink r:id="rId83">
-        <w:r>
-          <w:rPr>
-            <w:lang w:val="ru_RU" w:bidi="ru_RU"/>
-          </w:rPr>
-          <w:rPr>
-            <w:color w:val="0000EE"/>
-            <w:u w:val="single"/>
-          </w:rPr>
-          <w:t>Лк.1–2</w:t>
-        </w:r>
-      </w:hyperlink>
+      <w:r>
+        <w:rPr>
+          <w:lang w:val="ru_RU" w:bidi="ru_RU"/>
+        </w:rPr>
+        <w:t>Лк.1–2</w:t>
+      </w:r>
       <w:r>
         <w:rPr>
           <w:lang w:val="ru_RU" w:bidi="ru_RU"/>
@@ -2321,72 +1859,48 @@
         </w:rPr>
         <w:t xml:space="preserve"> реальность Духа дала Ему силы для служения (</w:t>
       </w:r>
-      <w:hyperlink r:id="rId84">
-        <w:r>
-          <w:rPr>
-            <w:lang w:val="ru_RU" w:bidi="ru_RU"/>
-          </w:rPr>
-          <w:rPr>
-            <w:color w:val="0000EE"/>
-            <w:u w:val="single"/>
-          </w:rPr>
-          <w:t>Лк.3:22</w:t>
-        </w:r>
-      </w:hyperlink>
+      <w:r>
+        <w:rPr>
+          <w:lang w:val="ru_RU" w:bidi="ru_RU"/>
+        </w:rPr>
+        <w:t>Лк.3:22</w:t>
+      </w:r>
       <w:r>
         <w:rPr>
           <w:lang w:val="ru_RU" w:bidi="ru_RU"/>
         </w:rPr>
         <w:t xml:space="preserve">; </w:t>
       </w:r>
-      <w:hyperlink r:id="rId85">
-        <w:r>
-          <w:rPr>
-            <w:lang w:val="ru_RU" w:bidi="ru_RU"/>
-          </w:rPr>
-          <w:rPr>
-            <w:color w:val="0000EE"/>
-            <w:u w:val="single"/>
-          </w:rPr>
-          <w:t>4:1,14,18</w:t>
-        </w:r>
-      </w:hyperlink>
+      <w:r>
+        <w:rPr>
+          <w:lang w:val="ru_RU" w:bidi="ru_RU"/>
+        </w:rPr>
+        <w:t>4:1,14,18</w:t>
+      </w:r>
       <w:r>
         <w:rPr>
           <w:lang w:val="ru_RU" w:bidi="ru_RU"/>
         </w:rPr>
         <w:t>); в Книге Деяния община учеников Иисуса представлена как община Духа (</w:t>
       </w:r>
-      <w:hyperlink r:id="rId86">
-        <w:r>
-          <w:rPr>
-            <w:lang w:val="ru_RU" w:bidi="ru_RU"/>
-          </w:rPr>
-          <w:rPr>
-            <w:color w:val="0000EE"/>
-            <w:u w:val="single"/>
-          </w:rPr>
-          <w:t>1:8</w:t>
-        </w:r>
-      </w:hyperlink>
+      <w:r>
+        <w:rPr>
+          <w:lang w:val="ru_RU" w:bidi="ru_RU"/>
+        </w:rPr>
+        <w:t>1:8</w:t>
+      </w:r>
       <w:r>
         <w:rPr>
           <w:lang w:val="ru_RU" w:bidi="ru_RU"/>
         </w:rPr>
         <w:t xml:space="preserve">; </w:t>
       </w:r>
-      <w:hyperlink r:id="rId87">
-        <w:r>
-          <w:rPr>
-            <w:lang w:val="ru_RU" w:bidi="ru_RU"/>
-          </w:rPr>
-          <w:rPr>
-            <w:color w:val="0000EE"/>
-            <w:u w:val="single"/>
-          </w:rPr>
-          <w:t>2:1–8</w:t>
-        </w:r>
-      </w:hyperlink>
+      <w:r>
+        <w:rPr>
+          <w:lang w:val="ru_RU" w:bidi="ru_RU"/>
+        </w:rPr>
+        <w:t>2:1–8</w:t>
+      </w:r>
       <w:r>
         <w:rPr>
           <w:lang w:val="ru_RU" w:bidi="ru_RU"/>
@@ -2407,54 +1921,36 @@
         </w:rPr>
         <w:t>Для Луки укрепляющее присутствие Божьего Духа было реальностью, которая давала новой вере силу, целостность и упорство. Дух сделал возможным верное свидетельство (</w:t>
       </w:r>
-      <w:hyperlink r:id="rId86">
-        <w:r>
-          <w:rPr>
-            <w:lang w:val="ru_RU" w:bidi="ru_RU"/>
-          </w:rPr>
-          <w:rPr>
-            <w:color w:val="0000EE"/>
-            <w:u w:val="single"/>
-          </w:rPr>
-          <w:t>1:8</w:t>
-        </w:r>
-      </w:hyperlink>
+      <w:r>
+        <w:rPr>
+          <w:lang w:val="ru_RU" w:bidi="ru_RU"/>
+        </w:rPr>
+        <w:t>1:8</w:t>
+      </w:r>
       <w:r>
         <w:rPr>
           <w:lang w:val="ru_RU" w:bidi="ru_RU"/>
         </w:rPr>
         <w:t>) и создал подлинную общину (</w:t>
       </w:r>
-      <w:hyperlink r:id="rId88">
-        <w:r>
-          <w:rPr>
-            <w:lang w:val="ru_RU" w:bidi="ru_RU"/>
-          </w:rPr>
-          <w:rPr>
-            <w:color w:val="0000EE"/>
-            <w:u w:val="single"/>
-          </w:rPr>
-          <w:t>2:44–47</w:t>
-        </w:r>
-      </w:hyperlink>
+      <w:r>
+        <w:rPr>
+          <w:lang w:val="ru_RU" w:bidi="ru_RU"/>
+        </w:rPr>
+        <w:t>2:44–47</w:t>
+      </w:r>
       <w:r>
         <w:rPr>
           <w:lang w:val="ru_RU" w:bidi="ru_RU"/>
         </w:rPr>
         <w:t xml:space="preserve">; </w:t>
       </w:r>
-      <w:hyperlink r:id="rId89">
-        <w:r>
-          <w:rPr>
-            <w:lang w:val="ru_RU" w:bidi="ru_RU"/>
-          </w:rPr>
-          <w:rPr>
-            <w:color w:val="0000EE"/>
-            <w:u w:val="single"/>
-          </w:rPr>
-          <w:t>4:32–37</w:t>
-        </w:r>
-      </w:hyperlink>
+      <w:r>
+        <w:rPr>
+          <w:lang w:val="ru_RU" w:bidi="ru_RU"/>
+        </w:rPr>
+        <w:t>4:32–37</w:t>
+      </w:r>
       <w:r>
         <w:rPr>
           <w:lang w:val="ru_RU" w:bidi="ru_RU"/>
@@ -2473,90 +1969,60 @@
         </w:rPr>
         <w:t xml:space="preserve"> (см. речи Петра в главах </w:t>
       </w:r>
-      <w:hyperlink r:id="rId90">
-        <w:r>
-          <w:rPr>
-            <w:lang w:val="ru_RU" w:bidi="ru_RU"/>
-          </w:rPr>
-          <w:rPr>
-            <w:color w:val="0000EE"/>
-            <w:u w:val="single"/>
-          </w:rPr>
-          <w:t>2–5</w:t>
-        </w:r>
-      </w:hyperlink>
+      <w:r>
+        <w:rPr>
+          <w:lang w:val="ru_RU" w:bidi="ru_RU"/>
+        </w:rPr>
+        <w:t>2–5</w:t>
+      </w:r>
       <w:r>
         <w:rPr>
           <w:lang w:val="ru_RU" w:bidi="ru_RU"/>
         </w:rPr>
         <w:t>), давал силы на служение (</w:t>
       </w:r>
-      <w:hyperlink r:id="rId91">
-        <w:r>
-          <w:rPr>
-            <w:lang w:val="ru_RU" w:bidi="ru_RU"/>
-          </w:rPr>
-          <w:rPr>
-            <w:color w:val="0000EE"/>
-            <w:u w:val="single"/>
-          </w:rPr>
-          <w:t>гл. 6</w:t>
-        </w:r>
-      </w:hyperlink>
+      <w:r>
+        <w:rPr>
+          <w:lang w:val="ru_RU" w:bidi="ru_RU"/>
+        </w:rPr>
+        <w:t>гл. 6</w:t>
+      </w:r>
       <w:r>
         <w:rPr>
           <w:lang w:val="ru_RU" w:bidi="ru_RU"/>
         </w:rPr>
         <w:t>), помогал преодолевать предрассудки, как во время миссии в Самарии (</w:t>
       </w:r>
-      <w:hyperlink r:id="rId71">
-        <w:r>
-          <w:rPr>
-            <w:lang w:val="ru_RU" w:bidi="ru_RU"/>
-          </w:rPr>
-          <w:rPr>
-            <w:color w:val="0000EE"/>
-            <w:u w:val="single"/>
-          </w:rPr>
-          <w:t>гл. 8</w:t>
-        </w:r>
-      </w:hyperlink>
+      <w:r>
+        <w:rPr>
+          <w:lang w:val="ru_RU" w:bidi="ru_RU"/>
+        </w:rPr>
+        <w:t>гл. 8</w:t>
+      </w:r>
       <w:r>
         <w:rPr>
           <w:lang w:val="ru_RU" w:bidi="ru_RU"/>
         </w:rPr>
         <w:t>), разрушал стены, как в истории с Корнилием (</w:t>
       </w:r>
-      <w:hyperlink r:id="rId92">
-        <w:r>
-          <w:rPr>
-            <w:lang w:val="ru_RU" w:bidi="ru_RU"/>
-          </w:rPr>
-          <w:rPr>
-            <w:color w:val="0000EE"/>
-            <w:u w:val="single"/>
-          </w:rPr>
-          <w:t>гл. 10–11</w:t>
-        </w:r>
-      </w:hyperlink>
+      <w:r>
+        <w:rPr>
+          <w:lang w:val="ru_RU" w:bidi="ru_RU"/>
+        </w:rPr>
+        <w:t>гл. 10–11</w:t>
+      </w:r>
       <w:r>
         <w:rPr>
           <w:lang w:val="ru_RU" w:bidi="ru_RU"/>
         </w:rPr>
         <w:t>), и посылал верующих на миссию (</w:t>
       </w:r>
-      <w:hyperlink r:id="rId74">
-        <w:r>
-          <w:rPr>
-            <w:lang w:val="ru_RU" w:bidi="ru_RU"/>
-          </w:rPr>
-          <w:rPr>
-            <w:color w:val="0000EE"/>
-            <w:u w:val="single"/>
-          </w:rPr>
-          <w:t>гл. 13</w:t>
-        </w:r>
-      </w:hyperlink>
+      <w:r>
+        <w:rPr>
+          <w:lang w:val="ru_RU" w:bidi="ru_RU"/>
+        </w:rPr>
+        <w:t>гл. 13</w:t>
+      </w:r>
       <w:r>
         <w:rPr>
           <w:lang w:val="ru_RU" w:bidi="ru_RU"/>
@@ -2577,90 +2043,60 @@
         </w:rPr>
         <w:t xml:space="preserve">Другой важной характеристикой обеих книг Луки является акцент на воскресении Христа. Для Луки, как и для Павла (см. </w:t>
       </w:r>
-      <w:hyperlink r:id="rId93">
-        <w:r>
-          <w:rPr>
-            <w:lang w:val="ru_RU" w:bidi="ru_RU"/>
-          </w:rPr>
-          <w:rPr>
-            <w:color w:val="0000EE"/>
-            <w:u w:val="single"/>
-          </w:rPr>
-          <w:t>1Кор.15:12–21</w:t>
-        </w:r>
-      </w:hyperlink>
+      <w:r>
+        <w:rPr>
+          <w:lang w:val="ru_RU" w:bidi="ru_RU"/>
+        </w:rPr>
+        <w:t>1Кор.15:12–21</w:t>
+      </w:r>
       <w:r>
         <w:rPr>
           <w:lang w:val="ru_RU" w:bidi="ru_RU"/>
         </w:rPr>
         <w:t>), христианская вера была невозможной. Более того, воскресение было печатью Божьего одобрения жизни и служения Иисуса, подтвердив истинность Его утверждений. Лука с самого начала заявил о своём интересе к этой теме: главным критерием для замены места Иуды среди апостолов было то, что кандидат вместе с другими учениками должен был быть свидетелем воскресения Иисуса. На протяжении всей Книги Деяния, от проповеди Петра на Пятидесятницу и его защиты перед синедрионом и до речей Павла перед Феликсом и Агриппой, Церковь свидетельствует о воскресении Иисуса как о великом перевороте, совершённом Богом (</w:t>
       </w:r>
-      <w:hyperlink r:id="rId94">
-        <w:r>
-          <w:rPr>
-            <w:lang w:val="ru_RU" w:bidi="ru_RU"/>
-          </w:rPr>
-          <w:rPr>
-            <w:color w:val="0000EE"/>
-            <w:u w:val="single"/>
-          </w:rPr>
-          <w:t>2:22–24,36</w:t>
-        </w:r>
-      </w:hyperlink>
+      <w:r>
+        <w:rPr>
+          <w:lang w:val="ru_RU" w:bidi="ru_RU"/>
+        </w:rPr>
+        <w:t>2:22–24,36</w:t>
+      </w:r>
       <w:r>
         <w:rPr>
           <w:lang w:val="ru_RU" w:bidi="ru_RU"/>
         </w:rPr>
         <w:t xml:space="preserve">; </w:t>
       </w:r>
-      <w:hyperlink r:id="rId95">
-        <w:r>
-          <w:rPr>
-            <w:lang w:val="ru_RU" w:bidi="ru_RU"/>
-          </w:rPr>
-          <w:rPr>
-            <w:color w:val="0000EE"/>
-            <w:u w:val="single"/>
-          </w:rPr>
-          <w:t>3:14–15</w:t>
-        </w:r>
-      </w:hyperlink>
+      <w:r>
+        <w:rPr>
+          <w:lang w:val="ru_RU" w:bidi="ru_RU"/>
+        </w:rPr>
+        <w:t>3:14–15</w:t>
+      </w:r>
       <w:r>
         <w:rPr>
           <w:lang w:val="ru_RU" w:bidi="ru_RU"/>
         </w:rPr>
         <w:t xml:space="preserve">; </w:t>
       </w:r>
-      <w:hyperlink r:id="rId96">
-        <w:r>
-          <w:rPr>
-            <w:lang w:val="ru_RU" w:bidi="ru_RU"/>
-          </w:rPr>
-          <w:rPr>
-            <w:color w:val="0000EE"/>
-            <w:u w:val="single"/>
-          </w:rPr>
-          <w:t>5:30–31</w:t>
-        </w:r>
-      </w:hyperlink>
+      <w:r>
+        <w:rPr>
+          <w:lang w:val="ru_RU" w:bidi="ru_RU"/>
+        </w:rPr>
+        <w:t>5:30–31</w:t>
+      </w:r>
       <w:r>
         <w:rPr>
           <w:lang w:val="ru_RU" w:bidi="ru_RU"/>
         </w:rPr>
         <w:t xml:space="preserve">; </w:t>
       </w:r>
-      <w:hyperlink r:id="rId97">
-        <w:r>
-          <w:rPr>
-            <w:lang w:val="ru_RU" w:bidi="ru_RU"/>
-          </w:rPr>
-          <w:rPr>
-            <w:color w:val="0000EE"/>
-            <w:u w:val="single"/>
-          </w:rPr>
-          <w:t>10:39–42</w:t>
-        </w:r>
-      </w:hyperlink>
+      <w:r>
+        <w:rPr>
+          <w:lang w:val="ru_RU" w:bidi="ru_RU"/>
+        </w:rPr>
+        <w:t>10:39–42</w:t>
+      </w:r>
       <w:r>
         <w:rPr>
           <w:lang w:val="ru_RU" w:bidi="ru_RU"/>
@@ -2681,162 +2117,108 @@
         </w:rPr>
         <w:t xml:space="preserve">Книга Деяния естественным образом делится на две части: главы </w:t>
       </w:r>
-      <w:hyperlink r:id="rId34">
-        <w:r>
-          <w:rPr>
-            <w:lang w:val="ru_RU" w:bidi="ru_RU"/>
-          </w:rPr>
-          <w:rPr>
-            <w:color w:val="0000EE"/>
-            <w:u w:val="single"/>
-          </w:rPr>
-          <w:t>1–12</w:t>
-        </w:r>
-      </w:hyperlink>
+      <w:r>
+        <w:rPr>
+          <w:lang w:val="ru_RU" w:bidi="ru_RU"/>
+        </w:rPr>
+        <w:t>1–12</w:t>
+      </w:r>
       <w:r>
         <w:rPr>
           <w:lang w:val="ru_RU" w:bidi="ru_RU"/>
         </w:rPr>
         <w:t xml:space="preserve"> и главы </w:t>
       </w:r>
-      <w:hyperlink r:id="rId98">
-        <w:r>
-          <w:rPr>
-            <w:lang w:val="ru_RU" w:bidi="ru_RU"/>
-          </w:rPr>
-          <w:rPr>
-            <w:color w:val="0000EE"/>
-            <w:u w:val="single"/>
-          </w:rPr>
-          <w:t>13–28</w:t>
-        </w:r>
-      </w:hyperlink>
+      <w:r>
+        <w:rPr>
+          <w:lang w:val="ru_RU" w:bidi="ru_RU"/>
+        </w:rPr>
+        <w:t>13–28</w:t>
+      </w:r>
       <w:r>
         <w:rPr>
           <w:lang w:val="ru_RU" w:bidi="ru_RU"/>
         </w:rPr>
         <w:t>. Первую часть можно было бы назвать «деяния Петра», вторая часть по большей мере говорит о «деяниях Павла». В первых 12-ти главах Пётр является центральной фигурой, которая инициирует замену Иуды Искариота (</w:t>
       </w:r>
-      <w:hyperlink r:id="rId73">
-        <w:r>
-          <w:rPr>
-            <w:lang w:val="ru_RU" w:bidi="ru_RU"/>
-          </w:rPr>
-          <w:rPr>
-            <w:color w:val="0000EE"/>
-            <w:u w:val="single"/>
-          </w:rPr>
-          <w:t>гл. 2</w:t>
-        </w:r>
-      </w:hyperlink>
+      <w:r>
+        <w:rPr>
+          <w:lang w:val="ru_RU" w:bidi="ru_RU"/>
+        </w:rPr>
+        <w:t>гл. 2</w:t>
+      </w:r>
       <w:r>
         <w:rPr>
           <w:lang w:val="ru_RU" w:bidi="ru_RU"/>
         </w:rPr>
         <w:t>); объясняет толпе в Храме значение исцеления хромого (</w:t>
       </w:r>
-      <w:hyperlink r:id="rId99">
-        <w:r>
-          <w:rPr>
-            <w:lang w:val="ru_RU" w:bidi="ru_RU"/>
-          </w:rPr>
-          <w:rPr>
-            <w:color w:val="0000EE"/>
-            <w:u w:val="single"/>
-          </w:rPr>
-          <w:t>гл. 3</w:t>
-        </w:r>
-      </w:hyperlink>
+      <w:r>
+        <w:rPr>
+          <w:lang w:val="ru_RU" w:bidi="ru_RU"/>
+        </w:rPr>
+        <w:t>гл. 3</w:t>
+      </w:r>
       <w:r>
         <w:rPr>
           <w:lang w:val="ru_RU" w:bidi="ru_RU"/>
         </w:rPr>
         <w:t>); выступает в защиту христианской проповеди перед иудейским синедрионом (</w:t>
       </w:r>
-      <w:hyperlink r:id="rId100">
-        <w:r>
-          <w:rPr>
-            <w:lang w:val="ru_RU" w:bidi="ru_RU"/>
-          </w:rPr>
-          <w:rPr>
-            <w:color w:val="0000EE"/>
-            <w:u w:val="single"/>
-          </w:rPr>
-          <w:t>гл. 4</w:t>
-        </w:r>
-      </w:hyperlink>
+      <w:r>
+        <w:rPr>
+          <w:lang w:val="ru_RU" w:bidi="ru_RU"/>
+        </w:rPr>
+        <w:t>гл. 4</w:t>
+      </w:r>
       <w:r>
         <w:rPr>
           <w:lang w:val="ru_RU" w:bidi="ru_RU"/>
         </w:rPr>
         <w:t>); через Петра чаще, чем через других апостолов, происходят исцеления; именно Пётр говорит от имени апостолов (</w:t>
       </w:r>
-      <w:hyperlink r:id="rId101">
-        <w:r>
-          <w:rPr>
-            <w:lang w:val="ru_RU" w:bidi="ru_RU"/>
-          </w:rPr>
-          <w:rPr>
-            <w:color w:val="0000EE"/>
-            <w:u w:val="single"/>
-          </w:rPr>
-          <w:t>гл. 5</w:t>
-        </w:r>
-      </w:hyperlink>
+      <w:r>
+        <w:rPr>
+          <w:lang w:val="ru_RU" w:bidi="ru_RU"/>
+        </w:rPr>
+        <w:t>гл. 5</w:t>
+      </w:r>
       <w:r>
         <w:rPr>
           <w:lang w:val="ru_RU" w:bidi="ru_RU"/>
         </w:rPr>
         <w:t>); в Самарии Пётр противостоит волхву Симону (</w:t>
       </w:r>
-      <w:hyperlink r:id="rId71">
-        <w:r>
-          <w:rPr>
-            <w:lang w:val="ru_RU" w:bidi="ru_RU"/>
-          </w:rPr>
-          <w:rPr>
-            <w:color w:val="0000EE"/>
-            <w:u w:val="single"/>
-          </w:rPr>
-          <w:t>гл. 8</w:t>
-        </w:r>
-      </w:hyperlink>
+      <w:r>
+        <w:rPr>
+          <w:lang w:val="ru_RU" w:bidi="ru_RU"/>
+        </w:rPr>
+        <w:t>гл. 8</w:t>
+      </w:r>
       <w:r>
         <w:rPr>
           <w:lang w:val="ru_RU" w:bidi="ru_RU"/>
         </w:rPr>
         <w:t xml:space="preserve">); именно он — хотя практически против своей воли — через Корнилия начинает проповедь Евангелия язычникам (главы </w:t>
       </w:r>
-      <w:hyperlink r:id="rId92">
-        <w:r>
-          <w:rPr>
-            <w:lang w:val="ru_RU" w:bidi="ru_RU"/>
-          </w:rPr>
-          <w:rPr>
-            <w:color w:val="0000EE"/>
-            <w:u w:val="single"/>
-          </w:rPr>
-          <w:t>10–11</w:t>
-        </w:r>
-      </w:hyperlink>
+      <w:r>
+        <w:rPr>
+          <w:lang w:val="ru_RU" w:bidi="ru_RU"/>
+        </w:rPr>
+        <w:t>10–11</w:t>
+      </w:r>
       <w:r>
         <w:rPr>
           <w:lang w:val="ru_RU" w:bidi="ru_RU"/>
         </w:rPr>
         <w:t>) и принимает на себя огонь кампании Ирода против Церкви, но чудесным образом освобождается из темницы (</w:t>
       </w:r>
-      <w:hyperlink r:id="rId40">
-        <w:r>
-          <w:rPr>
-            <w:lang w:val="ru_RU" w:bidi="ru_RU"/>
-          </w:rPr>
-          <w:rPr>
-            <w:color w:val="0000EE"/>
-            <w:u w:val="single"/>
-          </w:rPr>
-          <w:t>гл. 12</w:t>
-        </w:r>
-      </w:hyperlink>
+      <w:r>
+        <w:rPr>
+          <w:lang w:val="ru_RU" w:bidi="ru_RU"/>
+        </w:rPr>
+        <w:t>гл. 12</w:t>
+      </w:r>
       <w:r>
         <w:rPr>
           <w:lang w:val="ru_RU" w:bidi="ru_RU"/>
@@ -2857,72 +2239,48 @@
         </w:rPr>
         <w:t xml:space="preserve">Проповедь Евангелия язычникам через служение Павла является темой второй части Книги Деяния (главы </w:t>
       </w:r>
-      <w:hyperlink r:id="rId98">
-        <w:r>
-          <w:rPr>
-            <w:lang w:val="ru_RU" w:bidi="ru_RU"/>
-          </w:rPr>
-          <w:rPr>
-            <w:color w:val="0000EE"/>
-            <w:u w:val="single"/>
-          </w:rPr>
-          <w:t>13–28</w:t>
-        </w:r>
-      </w:hyperlink>
+      <w:r>
+        <w:rPr>
+          <w:lang w:val="ru_RU" w:bidi="ru_RU"/>
+        </w:rPr>
+        <w:t>13–28</w:t>
+      </w:r>
       <w:r>
         <w:rPr>
           <w:lang w:val="ru_RU" w:bidi="ru_RU"/>
         </w:rPr>
         <w:t xml:space="preserve">). В основном речь идёт о трёх крупных миссионерских путешествиях, каждое из которых распространяла Евангелие на ещё нетронутые благовестием территории. Повествование о жизни и служении Павла достигает кульминации в рассказе об аресте апостола в Иерусалиме (гл. </w:t>
       </w:r>
-      <w:hyperlink r:id="rId102">
-        <w:r>
-          <w:rPr>
-            <w:lang w:val="ru_RU" w:bidi="ru_RU"/>
-          </w:rPr>
-          <w:rPr>
-            <w:color w:val="0000EE"/>
-            <w:u w:val="single"/>
-          </w:rPr>
-          <w:t>21–22</w:t>
-        </w:r>
-      </w:hyperlink>
+      <w:r>
+        <w:rPr>
+          <w:lang w:val="ru_RU" w:bidi="ru_RU"/>
+        </w:rPr>
+        <w:t>21–22</w:t>
+      </w:r>
       <w:r>
         <w:rPr>
           <w:lang w:val="ru_RU" w:bidi="ru_RU"/>
         </w:rPr>
         <w:t xml:space="preserve">), длительном заключении в Кесарии (гл. </w:t>
       </w:r>
-      <w:hyperlink r:id="rId103">
-        <w:r>
-          <w:rPr>
-            <w:lang w:val="ru_RU" w:bidi="ru_RU"/>
-          </w:rPr>
-          <w:rPr>
-            <w:color w:val="0000EE"/>
-            <w:u w:val="single"/>
-          </w:rPr>
-          <w:t>23–26</w:t>
-        </w:r>
-      </w:hyperlink>
+      <w:r>
+        <w:rPr>
+          <w:lang w:val="ru_RU" w:bidi="ru_RU"/>
+        </w:rPr>
+        <w:t>23–26</w:t>
+      </w:r>
       <w:r>
         <w:rPr>
           <w:lang w:val="ru_RU" w:bidi="ru_RU"/>
         </w:rPr>
         <w:t xml:space="preserve">) и путешествии в Рим (гл. </w:t>
       </w:r>
-      <w:hyperlink r:id="rId104">
-        <w:r>
-          <w:rPr>
-            <w:lang w:val="ru_RU" w:bidi="ru_RU"/>
-          </w:rPr>
-          <w:rPr>
-            <w:color w:val="0000EE"/>
-            <w:u w:val="single"/>
-          </w:rPr>
-          <w:t>27–28</w:t>
-        </w:r>
-      </w:hyperlink>
+      <w:r>
+        <w:rPr>
+          <w:lang w:val="ru_RU" w:bidi="ru_RU"/>
+        </w:rPr>
+        <w:t>27–28</w:t>
+      </w:r>
       <w:r>
         <w:rPr>
           <w:lang w:val="ru_RU" w:bidi="ru_RU"/>
@@ -2955,90 +2313,60 @@
         </w:rPr>
         <w:t>» (</w:t>
       </w:r>
-      <w:hyperlink r:id="rId86">
-        <w:r>
-          <w:rPr>
-            <w:lang w:val="ru_RU" w:bidi="ru_RU"/>
-          </w:rPr>
-          <w:rPr>
-            <w:color w:val="0000EE"/>
-            <w:u w:val="single"/>
-          </w:rPr>
-          <w:t>1:8</w:t>
-        </w:r>
-      </w:hyperlink>
+      <w:r>
+        <w:rPr>
+          <w:lang w:val="ru_RU" w:bidi="ru_RU"/>
+        </w:rPr>
+        <w:t>1:8</w:t>
+      </w:r>
       <w:r>
         <w:rPr>
           <w:lang w:val="ru_RU" w:bidi="ru_RU"/>
         </w:rPr>
         <w:t xml:space="preserve">). Можно рассматривать Книгу Деяния как историю исполнения этого «Великого поручения», которая разворачивается в три этапа: (1) свидетельство в Иерусалиме, сосредоточенное на Иерусалиме, но также распространяющееся на окружающую Иудею и северную часть Галилеи (гл. </w:t>
       </w:r>
-      <w:hyperlink r:id="rId105">
-        <w:r>
-          <w:rPr>
-            <w:lang w:val="ru_RU" w:bidi="ru_RU"/>
-          </w:rPr>
-          <w:rPr>
-            <w:color w:val="0000EE"/>
-            <w:u w:val="single"/>
-          </w:rPr>
-          <w:t>1–7</w:t>
-        </w:r>
-      </w:hyperlink>
+      <w:r>
+        <w:rPr>
+          <w:lang w:val="ru_RU" w:bidi="ru_RU"/>
+        </w:rPr>
+        <w:t>1–7</w:t>
+      </w:r>
       <w:r>
         <w:rPr>
           <w:lang w:val="ru_RU" w:bidi="ru_RU"/>
         </w:rPr>
         <w:t>); (2) свидетельство в Самарии через Филиппа, Петра и Иоанна (</w:t>
       </w:r>
-      <w:hyperlink r:id="rId106">
-        <w:r>
-          <w:rPr>
-            <w:lang w:val="ru_RU" w:bidi="ru_RU"/>
-          </w:rPr>
-          <w:rPr>
-            <w:color w:val="0000EE"/>
-            <w:u w:val="single"/>
-          </w:rPr>
-          <w:t>8:1–9:31</w:t>
-        </w:r>
-      </w:hyperlink>
+      <w:r>
+        <w:rPr>
+          <w:lang w:val="ru_RU" w:bidi="ru_RU"/>
+        </w:rPr>
+        <w:t>8:1–9:31</w:t>
+      </w:r>
       <w:r>
         <w:rPr>
           <w:lang w:val="ru_RU" w:bidi="ru_RU"/>
         </w:rPr>
         <w:t>); (3) свидетельство языческому миру, сначала неуверенно через Петра (</w:t>
       </w:r>
-      <w:hyperlink r:id="rId107">
-        <w:r>
-          <w:rPr>
-            <w:lang w:val="ru_RU" w:bidi="ru_RU"/>
-          </w:rPr>
-          <w:rPr>
-            <w:color w:val="0000EE"/>
-            <w:u w:val="single"/>
-          </w:rPr>
-          <w:t>9:32–12:25</w:t>
-        </w:r>
-      </w:hyperlink>
+      <w:r>
+        <w:rPr>
+          <w:lang w:val="ru_RU" w:bidi="ru_RU"/>
+        </w:rPr>
+        <w:t>9:32–12:25</w:t>
+      </w:r>
       <w:r>
         <w:rPr>
           <w:lang w:val="ru_RU" w:bidi="ru_RU"/>
         </w:rPr>
         <w:t xml:space="preserve">), а затем решительно через Павла (главы </w:t>
       </w:r>
-      <w:hyperlink r:id="rId98">
-        <w:r>
-          <w:rPr>
-            <w:lang w:val="ru_RU" w:bidi="ru_RU"/>
-          </w:rPr>
-          <w:rPr>
-            <w:color w:val="0000EE"/>
-            <w:u w:val="single"/>
-          </w:rPr>
-          <w:t>13–28</w:t>
-        </w:r>
-      </w:hyperlink>
+      <w:r>
+        <w:rPr>
+          <w:lang w:val="ru_RU" w:bidi="ru_RU"/>
+        </w:rPr>
+        <w:t>13–28</w:t>
+      </w:r>
       <w:r>
         <w:rPr>
           <w:lang w:val="ru_RU" w:bidi="ru_RU"/>
@@ -3188,108 +2516,72 @@
         </w:rPr>
         <w:t>В Библии содержится очень много примеров проявления доброты. Иосиф просил, чтобы придворный фараона был добр к нему и напомнил о нём фараону (</w:t>
       </w:r>
-      <w:hyperlink r:id="rId108">
-        <w:r>
-          <w:rPr>
-            <w:lang w:val="ru_RU" w:bidi="ru_RU"/>
-          </w:rPr>
-          <w:rPr>
-            <w:color w:val="0000EE"/>
-            <w:u w:val="single"/>
-          </w:rPr>
-          <w:t>Быт. 40:14</w:t>
-        </w:r>
-      </w:hyperlink>
+      <w:r>
+        <w:rPr>
+          <w:lang w:val="ru_RU" w:bidi="ru_RU"/>
+        </w:rPr>
+        <w:t>Быт. 40:14</w:t>
+      </w:r>
       <w:r>
         <w:rPr>
           <w:lang w:val="ru_RU" w:bidi="ru_RU"/>
         </w:rPr>
         <w:t>). Раав просила израильтян проявить к ней благоволение, поскольку она помогла скрыться двум соглядатаем, пришедшим к ней в дом (</w:t>
       </w:r>
-      <w:hyperlink r:id="rId109">
-        <w:r>
-          <w:rPr>
-            <w:lang w:val="ru_RU" w:bidi="ru_RU"/>
-          </w:rPr>
-          <w:rPr>
-            <w:color w:val="0000EE"/>
-            <w:u w:val="single"/>
-          </w:rPr>
-          <w:t>Иис. Нав. 2:12</w:t>
-        </w:r>
-      </w:hyperlink>
+      <w:r>
+        <w:rPr>
+          <w:lang w:val="ru_RU" w:bidi="ru_RU"/>
+        </w:rPr>
+        <w:t>Иис. Нав. 2:12</w:t>
+      </w:r>
       <w:r>
         <w:rPr>
           <w:lang w:val="ru_RU" w:bidi="ru_RU"/>
         </w:rPr>
         <w:t>). Прежде чем напасть на амаликитян, Саул просил кенеев уйти с территории амаликитян. Он не хотел убивать их вместе с амаликитянами, потому они были добры к Израилю, когда тот вышел из Египта (</w:t>
       </w:r>
-      <w:hyperlink r:id="rId110">
-        <w:r>
-          <w:rPr>
-            <w:lang w:val="ru_RU" w:bidi="ru_RU"/>
-          </w:rPr>
-          <w:rPr>
-            <w:color w:val="0000EE"/>
-            <w:u w:val="single"/>
-          </w:rPr>
-          <w:t>1 Цар. 15:6</w:t>
-        </w:r>
-      </w:hyperlink>
+      <w:r>
+        <w:rPr>
+          <w:lang w:val="ru_RU" w:bidi="ru_RU"/>
+        </w:rPr>
+        <w:t>1 Цар. 15:6</w:t>
+      </w:r>
       <w:r>
         <w:rPr>
           <w:lang w:val="ru_RU" w:bidi="ru_RU"/>
         </w:rPr>
         <w:t>). Давид высоко оценил добрый поступок жителей Иависа Галаадского, который они проявили к Саулу, когда похоронили его тело (</w:t>
       </w:r>
-      <w:hyperlink r:id="rId111">
-        <w:r>
-          <w:rPr>
-            <w:lang w:val="ru_RU" w:bidi="ru_RU"/>
-          </w:rPr>
-          <w:rPr>
-            <w:color w:val="0000EE"/>
-            <w:u w:val="single"/>
-          </w:rPr>
-          <w:t>2Цар. 2:5</w:t>
-        </w:r>
-      </w:hyperlink>
+      <w:r>
+        <w:rPr>
+          <w:lang w:val="ru_RU" w:bidi="ru_RU"/>
+        </w:rPr>
+        <w:t>2Цар. 2:5</w:t>
+      </w:r>
       <w:r>
         <w:rPr>
           <w:lang w:val="ru_RU" w:bidi="ru_RU"/>
         </w:rPr>
         <w:t>). Ионафан просил Давида проявить к нему благоволение и сохранить жизнь его сыновьям и потомкам (</w:t>
       </w:r>
-      <w:hyperlink r:id="rId112">
-        <w:r>
-          <w:rPr>
-            <w:lang w:val="ru_RU" w:bidi="ru_RU"/>
-          </w:rPr>
-          <w:rPr>
-            <w:color w:val="0000EE"/>
-            <w:u w:val="single"/>
-          </w:rPr>
-          <w:t>1Цар.20:14–15</w:t>
-        </w:r>
-      </w:hyperlink>
+      <w:r>
+        <w:rPr>
+          <w:lang w:val="ru_RU" w:bidi="ru_RU"/>
+        </w:rPr>
+        <w:t>1Цар.20:14–15</w:t>
+      </w:r>
       <w:r>
         <w:rPr>
           <w:lang w:val="ru_RU" w:bidi="ru_RU"/>
         </w:rPr>
         <w:t>). Давид был добр к сыну Ионафана и позволил тому жить в своём дворце в безопасности (</w:t>
       </w:r>
-      <w:hyperlink r:id="rId113">
-        <w:r>
-          <w:rPr>
-            <w:lang w:val="ru_RU" w:bidi="ru_RU"/>
-          </w:rPr>
-          <w:rPr>
-            <w:color w:val="0000EE"/>
-            <w:u w:val="single"/>
-          </w:rPr>
-          <w:t>2Цар. 9:1–7</w:t>
-        </w:r>
-      </w:hyperlink>
+      <w:r>
+        <w:rPr>
+          <w:lang w:val="ru_RU" w:bidi="ru_RU"/>
+        </w:rPr>
+        <w:t>2Цар. 9:1–7</w:t>
+      </w:r>
       <w:r>
         <w:rPr>
           <w:lang w:val="ru_RU" w:bidi="ru_RU"/>
@@ -3310,90 +2602,60 @@
         </w:rPr>
         <w:t>Худший вид неблагодарности — отвечать злом на добро. Авимелех просил Авраама поклясться в том, что он будет милостив к потомкам Авимелеха и, тем самым, ответит добром на добро (</w:t>
       </w:r>
-      <w:hyperlink r:id="rId114">
-        <w:r>
-          <w:rPr>
-            <w:lang w:val="ru_RU" w:bidi="ru_RU"/>
-          </w:rPr>
-          <w:rPr>
-            <w:color w:val="0000EE"/>
-            <w:u w:val="single"/>
-          </w:rPr>
-          <w:t>Быт. 21:23</w:t>
-        </w:r>
-      </w:hyperlink>
+      <w:r>
+        <w:rPr>
+          <w:lang w:val="ru_RU" w:bidi="ru_RU"/>
+        </w:rPr>
+        <w:t>Быт. 21:23</w:t>
+      </w:r>
       <w:r>
         <w:rPr>
           <w:lang w:val="ru_RU" w:bidi="ru_RU"/>
         </w:rPr>
         <w:t>). Авенир был добр с Иевосфеем и не выдал его Давиду, но впоследствии Иевосфей восстал на Авенира из-за наложницы своего отца Саула, Рицпы (</w:t>
       </w:r>
-      <w:hyperlink r:id="rId115">
-        <w:r>
-          <w:rPr>
-            <w:lang w:val="ru_RU" w:bidi="ru_RU"/>
-          </w:rPr>
-          <w:rPr>
-            <w:color w:val="0000EE"/>
-            <w:u w:val="single"/>
-          </w:rPr>
-          <w:t>2Цар. 3:8</w:t>
-        </w:r>
-      </w:hyperlink>
+      <w:r>
+        <w:rPr>
+          <w:lang w:val="ru_RU" w:bidi="ru_RU"/>
+        </w:rPr>
+        <w:t>2Цар. 3:8</w:t>
+      </w:r>
       <w:r>
         <w:rPr>
           <w:lang w:val="ru_RU" w:bidi="ru_RU"/>
         </w:rPr>
         <w:t>). Когда Давид выразил соболезнования Аннону по поводу смерти его отца, в ответ Аннон унизил послов Давида, и это стало причиной войны между двумя народами (</w:t>
       </w:r>
-      <w:hyperlink r:id="rId116">
-        <w:r>
-          <w:rPr>
-            <w:lang w:val="ru_RU" w:bidi="ru_RU"/>
-          </w:rPr>
-          <w:rPr>
-            <w:color w:val="0000EE"/>
-            <w:u w:val="single"/>
-          </w:rPr>
-          <w:t>10:2–19</w:t>
-        </w:r>
-      </w:hyperlink>
+      <w:r>
+        <w:rPr>
+          <w:lang w:val="ru_RU" w:bidi="ru_RU"/>
+        </w:rPr>
+        <w:t>10:2–19</w:t>
+      </w:r>
       <w:r>
         <w:rPr>
           <w:lang w:val="ru_RU" w:bidi="ru_RU"/>
         </w:rPr>
         <w:t>). Авессалом упрекнул Хусия, друга Давида, за то, что Хусий бросил Давида в тот момент, когда тот в нём нуждался. Авессалом спросил Хусия, так ли он платит за добро, оказанное ему Давидом (</w:t>
       </w:r>
-      <w:hyperlink r:id="rId117">
-        <w:r>
-          <w:rPr>
-            <w:lang w:val="ru_RU" w:bidi="ru_RU"/>
-          </w:rPr>
-          <w:rPr>
-            <w:color w:val="0000EE"/>
-            <w:u w:val="single"/>
-          </w:rPr>
-          <w:t>2Цар. 16:17</w:t>
-        </w:r>
-      </w:hyperlink>
+      <w:r>
+        <w:rPr>
+          <w:lang w:val="ru_RU" w:bidi="ru_RU"/>
+        </w:rPr>
+        <w:t>2Цар. 16:17</w:t>
+      </w:r>
       <w:r>
         <w:rPr>
           <w:lang w:val="ru_RU" w:bidi="ru_RU"/>
         </w:rPr>
         <w:t xml:space="preserve">; см. также </w:t>
       </w:r>
-      <w:hyperlink r:id="rId118">
-        <w:r>
-          <w:rPr>
-            <w:lang w:val="ru_RU" w:bidi="ru_RU"/>
-          </w:rPr>
-          <w:rPr>
-            <w:color w:val="0000EE"/>
-            <w:u w:val="single"/>
-          </w:rPr>
-          <w:t>2Пар. 24:22</w:t>
-        </w:r>
-      </w:hyperlink>
+      <w:r>
+        <w:rPr>
+          <w:lang w:val="ru_RU" w:bidi="ru_RU"/>
+        </w:rPr>
+        <w:t>2Пар. 24:22</w:t>
+      </w:r>
       <w:r>
         <w:rPr>
           <w:lang w:val="ru_RU" w:bidi="ru_RU"/>
@@ -3414,18 +2676,12 @@
         </w:rPr>
         <w:t>Действия Бога, описанные в Библии, служат ярким примером доброты и благоволения. Левиты восхваляли Бога за то, что Он прощающий, милостивый, сострадательный, безгранично любящий и добрый (</w:t>
       </w:r>
-      <w:hyperlink r:id="rId119">
-        <w:r>
-          <w:rPr>
-            <w:lang w:val="ru_RU" w:bidi="ru_RU"/>
-          </w:rPr>
-          <w:rPr>
-            <w:color w:val="0000EE"/>
-            <w:u w:val="single"/>
-          </w:rPr>
-          <w:t>Неем. 9:17–31</w:t>
-        </w:r>
-      </w:hyperlink>
+      <w:r>
+        <w:rPr>
+          <w:lang w:val="ru_RU" w:bidi="ru_RU"/>
+        </w:rPr>
+        <w:t>Неем. 9:17–31</w:t>
+      </w:r>
       <w:r>
         <w:rPr>
           <w:lang w:val="ru_RU" w:bidi="ru_RU"/>
@@ -3446,72 +2702,48 @@
         </w:rPr>
         <w:t>Вершиной Божьей благости стало то, что Он даровал грешникам спасение не на основании их дел, а на основании Своей милости (</w:t>
       </w:r>
-      <w:hyperlink r:id="rId120">
-        <w:r>
-          <w:rPr>
-            <w:lang w:val="ru_RU" w:bidi="ru_RU"/>
-          </w:rPr>
-          <w:rPr>
-            <w:color w:val="0000EE"/>
-            <w:u w:val="single"/>
-          </w:rPr>
-          <w:t>Тит. 3:4</w:t>
-        </w:r>
-      </w:hyperlink>
+      <w:r>
+        <w:rPr>
+          <w:lang w:val="ru_RU" w:bidi="ru_RU"/>
+        </w:rPr>
+        <w:t>Тит. 3:4</w:t>
+      </w:r>
       <w:r>
         <w:rPr>
           <w:lang w:val="ru_RU" w:bidi="ru_RU"/>
         </w:rPr>
         <w:t xml:space="preserve">; см. также </w:t>
       </w:r>
-      <w:hyperlink r:id="rId121">
-        <w:r>
-          <w:rPr>
-            <w:lang w:val="ru_RU" w:bidi="ru_RU"/>
-          </w:rPr>
-          <w:rPr>
-            <w:color w:val="0000EE"/>
-            <w:u w:val="single"/>
-          </w:rPr>
-          <w:t>Еф. 2:7</w:t>
-        </w:r>
-      </w:hyperlink>
+      <w:r>
+        <w:rPr>
+          <w:lang w:val="ru_RU" w:bidi="ru_RU"/>
+        </w:rPr>
+        <w:t>Еф. 2:7</w:t>
+      </w:r>
       <w:r>
         <w:rPr>
           <w:lang w:val="ru_RU" w:bidi="ru_RU"/>
         </w:rPr>
         <w:t>). Бог в Своей великой доброте являет им физические и духовные благословения. Христиане как Божьи дети призваны к тому, чтобы проявлять сострадание, доброту, смирение, кротость и терпение, потому что так они показывают благоволение и милость, которые к ним проявляет Бог (</w:t>
       </w:r>
-      <w:hyperlink r:id="rId122">
-        <w:r>
-          <w:rPr>
-            <w:lang w:val="ru_RU" w:bidi="ru_RU"/>
-          </w:rPr>
-          <w:rPr>
-            <w:color w:val="0000EE"/>
-            <w:u w:val="single"/>
-          </w:rPr>
-          <w:t>Кол. 3:12</w:t>
-        </w:r>
-      </w:hyperlink>
+      <w:r>
+        <w:rPr>
+          <w:lang w:val="ru_RU" w:bidi="ru_RU"/>
+        </w:rPr>
+        <w:t>Кол. 3:12</w:t>
+      </w:r>
       <w:r>
         <w:rPr>
           <w:lang w:val="ru_RU" w:bidi="ru_RU"/>
         </w:rPr>
         <w:t>). Апостол Пётр заповедал христианам помимо веры и всего прочего проявлять доброе отношение к братьям и сёстрам по вере (</w:t>
       </w:r>
-      <w:hyperlink r:id="rId123">
-        <w:r>
-          <w:rPr>
-            <w:lang w:val="ru_RU" w:bidi="ru_RU"/>
-          </w:rPr>
-          <w:rPr>
-            <w:color w:val="0000EE"/>
-            <w:u w:val="single"/>
-          </w:rPr>
-          <w:t>2Петр.1:7</w:t>
-        </w:r>
-      </w:hyperlink>
+      <w:r>
+        <w:rPr>
+          <w:lang w:val="ru_RU" w:bidi="ru_RU"/>
+        </w:rPr>
+        <w:t>2Петр.1:7</w:t>
+      </w:r>
       <w:r>
         <w:rPr>
           <w:lang w:val="ru_RU" w:bidi="ru_RU"/>
